--- a/Knowledge/3-Work knowledge/1-Software Engineering/2-General Technologies/9-Databases/5-My Source/1-Intro to Databases/1-Data Models/2-Levels of Data Models/2-Logical Data Model.docx
+++ b/Knowledge/3-Work knowledge/1-Software Engineering/2-General Technologies/9-Databases/5-My Source/1-Intro to Databases/1-Data Models/2-Levels of Data Models/2-Logical Data Model.docx
@@ -27,7 +27,7 @@
     <w:p>
       <w:r>
         <w:rPr>
-          <w:rFonts w:ascii="Arial" w:hAnsi="Arial" w:cs="Arial"/>
+          <w:rFonts w:ascii="Arial" w:hAnsi="Arial" w:cs="Arial" w:eastAsia="Arial"/>
           <w:b/>
           <w:color w:val="000000"/>
           <w:sz w:val="18"/>
@@ -37,7 +37,7 @@
       </w:r>
       <w:r>
         <w:rPr>
-          <w:rFonts w:ascii="Arial" w:hAnsi="Arial" w:cs="Arial"/>
+          <w:rFonts w:ascii="Arial" w:hAnsi="Arial" w:cs="Arial" w:eastAsia="Arial"/>
           <w:color w:val="000000"/>
           <w:sz w:val="18"/>
           <w:highlight w:val="lightGray"/>
@@ -46,7 +46,7 @@
       </w:r>
       <w:r>
         <w:rPr>
-          <w:rFonts w:ascii="Arial" w:hAnsi="Arial" w:cs="Arial"/>
+          <w:rFonts w:ascii="Arial" w:hAnsi="Arial" w:cs="Arial" w:eastAsia="Arial"/>
           <w:b/>
           <w:color w:val="000000"/>
           <w:sz w:val="18"/>
@@ -56,7 +56,7 @@
       </w:r>
       <w:r>
         <w:rPr>
-          <w:rFonts w:ascii="Arial" w:hAnsi="Arial" w:cs="Arial"/>
+          <w:rFonts w:ascii="Arial" w:hAnsi="Arial" w:cs="Arial" w:eastAsia="Arial"/>
           <w:color w:val="000000"/>
           <w:sz w:val="18"/>
           <w:highlight w:val="lightGray"/>
@@ -65,7 +65,7 @@
       </w:r>
       <w:r>
         <w:rPr>
-          <w:rFonts w:ascii="Arial" w:hAnsi="Arial" w:cs="Arial"/>
+          <w:rFonts w:ascii="Arial" w:hAnsi="Arial" w:cs="Arial" w:eastAsia="Arial"/>
           <w:b/>
           <w:color w:val="000000"/>
           <w:sz w:val="18"/>
@@ -75,7 +75,7 @@
       </w:r>
       <w:r>
         <w:rPr>
-          <w:rFonts w:ascii="Arial" w:hAnsi="Arial" w:cs="Arial"/>
+          <w:rFonts w:ascii="Arial" w:hAnsi="Arial" w:cs="Arial" w:eastAsia="Arial"/>
           <w:color w:val="000000"/>
           <w:sz w:val="18"/>
           <w:highlight w:val="lightGray"/>
@@ -91,13 +91,13 @@
       </w:pPr>
       <w:r>
         <w:rPr>
-          <w:rFonts w:ascii="Roboto Mono" w:hAnsi="Roboto Mono"/>
+          <w:rFonts w:ascii="Roboto Mono" w:hAnsi="Roboto Mono" w:eastAsia="Roboto Mono"/>
         </w:rPr>
         <w:t xml:space="preserve">A </w:t>
       </w:r>
       <w:r>
         <w:rPr>
-          <w:rFonts w:ascii="Roboto Mono" w:hAnsi="Roboto Mono"/>
+          <w:rFonts w:ascii="Roboto Mono" w:hAnsi="Roboto Mono" w:eastAsia="Roboto Mono"/>
           <w:b/>
           <w:bCs/>
         </w:rPr>
@@ -105,7 +105,7 @@
       </w:r>
       <w:r>
         <w:rPr>
-          <w:rFonts w:ascii="Roboto Mono" w:hAnsi="Roboto Mono"/>
+          <w:rFonts w:ascii="Roboto Mono" w:hAnsi="Roboto Mono" w:eastAsia="Roboto Mono"/>
         </w:rPr>
         <w:t xml:space="preserve"> is a more detailed representation of data that defines:</w:t>
       </w:r>
@@ -122,7 +122,7 @@
       </w:pPr>
       <w:r>
         <w:rPr>
-          <w:rFonts w:ascii="Roboto Mono" w:hAnsi="Roboto Mono"/>
+          <w:rFonts w:ascii="Roboto Mono" w:hAnsi="Roboto Mono" w:eastAsia="Roboto Mono"/>
         </w:rPr>
         <w:t xml:space="preserve">Entities </w:t>
       </w:r>
@@ -139,7 +139,7 @@
       </w:pPr>
       <w:r>
         <w:rPr>
-          <w:rFonts w:ascii="Roboto Mono" w:hAnsi="Roboto Mono"/>
+          <w:rFonts w:ascii="Roboto Mono" w:hAnsi="Roboto Mono" w:eastAsia="Roboto Mono"/>
         </w:rPr>
         <w:t xml:space="preserve">Attributes </w:t>
       </w:r>
@@ -156,7 +156,7 @@
       </w:pPr>
       <w:r>
         <w:rPr>
-          <w:rFonts w:ascii="Roboto Mono" w:hAnsi="Roboto Mono"/>
+          <w:rFonts w:ascii="Roboto Mono" w:hAnsi="Roboto Mono" w:eastAsia="Roboto Mono"/>
         </w:rPr>
         <w:t xml:space="preserve">Relationships </w:t>
       </w:r>
@@ -173,7 +173,7 @@
       </w:pPr>
       <w:r>
         <w:rPr>
-          <w:rFonts w:ascii="Roboto Mono" w:hAnsi="Roboto Mono"/>
+          <w:rFonts w:ascii="Roboto Mono" w:hAnsi="Roboto Mono" w:eastAsia="Roboto Mono"/>
         </w:rPr>
         <w:t xml:space="preserve">Primary Keys </w:t>
       </w:r>
@@ -190,7 +190,7 @@
       </w:pPr>
       <w:r>
         <w:rPr>
-          <w:rFonts w:ascii="Roboto Mono" w:hAnsi="Roboto Mono"/>
+          <w:rFonts w:ascii="Roboto Mono" w:hAnsi="Roboto Mono" w:eastAsia="Roboto Mono"/>
         </w:rPr>
         <w:t xml:space="preserve">Foreign Keys </w:t>
       </w:r>
@@ -207,7 +207,7 @@
       </w:pPr>
       <w:r>
         <w:rPr>
-          <w:rFonts w:ascii="Roboto Mono" w:hAnsi="Roboto Mono"/>
+          <w:rFonts w:ascii="Roboto Mono" w:hAnsi="Roboto Mono" w:eastAsia="Roboto Mono"/>
         </w:rPr>
         <w:t xml:space="preserve">Data Structure </w:t>
       </w:r>
@@ -220,7 +220,7 @@
       </w:pPr>
       <w:r>
         <w:rPr>
-          <w:rFonts w:ascii="Roboto Mono" w:hAnsi="Roboto Mono"/>
+          <w:rFonts w:ascii="Roboto Mono" w:hAnsi="Roboto Mono" w:eastAsia="Roboto Mono"/>
         </w:rPr>
         <w:t>without focusing on the specific database system.</w:t>
       </w:r>
@@ -233,13 +233,13 @@
       </w:pPr>
       <w:r>
         <w:rPr>
-          <w:rFonts w:ascii="Roboto Mono" w:hAnsi="Roboto Mono"/>
+          <w:rFonts w:ascii="Roboto Mono" w:hAnsi="Roboto Mono" w:eastAsia="Roboto Mono"/>
         </w:rPr>
         <w:t xml:space="preserve">It describes </w:t>
       </w:r>
       <w:r>
         <w:rPr>
-          <w:rFonts w:ascii="Roboto Mono" w:hAnsi="Roboto Mono"/>
+          <w:rFonts w:ascii="Roboto Mono" w:hAnsi="Roboto Mono" w:eastAsia="Roboto Mono"/>
           <w:b/>
           <w:bCs/>
         </w:rPr>
@@ -247,7 +247,7 @@
       </w:r>
       <w:r>
         <w:rPr>
-          <w:rFonts w:ascii="Roboto Mono" w:hAnsi="Roboto Mono"/>
+          <w:rFonts w:ascii="Roboto Mono" w:hAnsi="Roboto Mono" w:eastAsia="Roboto Mono"/>
         </w:rPr>
         <w:t>, but not how it is physically stored.</w:t>
       </w:r>
@@ -260,7 +260,7 @@
       </w:pPr>
       <w:r>
         <w:rPr>
-          <w:rFonts w:ascii="Roboto Mono" w:hAnsi="Roboto Mono"/>
+          <w:rFonts w:ascii="Roboto Mono" w:hAnsi="Roboto Mono" w:eastAsia="Roboto Mono"/>
         </w:rPr>
         <w:pict w14:anchorId="6C470963">
           <v:rect id="_x0000_i1025" style="width:0;height:1.5pt" o:hralign="center" o:hrstd="t" o:hr="t" fillcolor="#a0a0a0" stroked="f"/>
@@ -284,7 +284,7 @@
     <w:p>
       <w:r>
         <w:rPr>
-          <w:rFonts w:ascii="Arial" w:hAnsi="Arial" w:cs="Arial"/>
+          <w:rFonts w:ascii="Arial" w:hAnsi="Arial" w:cs="Arial" w:eastAsia="Arial"/>
           <w:b/>
           <w:color w:val="000000"/>
           <w:sz w:val="18"/>
@@ -294,7 +294,7 @@
       </w:r>
       <w:r>
         <w:rPr>
-          <w:rFonts w:ascii="Arial" w:hAnsi="Arial" w:cs="Arial"/>
+          <w:rFonts w:ascii="Arial" w:hAnsi="Arial" w:cs="Arial" w:eastAsia="Arial"/>
           <w:color w:val="000000"/>
           <w:sz w:val="18"/>
           <w:highlight w:val="lightGray"/>
@@ -303,7 +303,7 @@
       </w:r>
       <w:r>
         <w:rPr>
-          <w:rFonts w:ascii="Arial" w:hAnsi="Arial" w:cs="Arial"/>
+          <w:rFonts w:ascii="Arial" w:hAnsi="Arial" w:cs="Arial" w:eastAsia="Arial"/>
           <w:b/>
           <w:color w:val="000000"/>
           <w:sz w:val="18"/>
@@ -313,7 +313,7 @@
       </w:r>
       <w:r>
         <w:rPr>
-          <w:rFonts w:ascii="Arial" w:hAnsi="Arial" w:cs="Arial"/>
+          <w:rFonts w:ascii="Arial" w:hAnsi="Arial" w:cs="Arial" w:eastAsia="Arial"/>
           <w:color w:val="000000"/>
           <w:sz w:val="18"/>
           <w:highlight w:val="lightGray"/>
@@ -322,7 +322,7 @@
       </w:r>
       <w:r>
         <w:rPr>
-          <w:rFonts w:ascii="Arial" w:hAnsi="Arial" w:cs="Arial"/>
+          <w:rFonts w:ascii="Arial" w:hAnsi="Arial" w:cs="Arial" w:eastAsia="Arial"/>
           <w:b/>
           <w:color w:val="000000"/>
           <w:sz w:val="18"/>
@@ -332,7 +332,7 @@
       </w:r>
       <w:r>
         <w:rPr>
-          <w:rFonts w:ascii="Arial" w:hAnsi="Arial" w:cs="Arial"/>
+          <w:rFonts w:ascii="Arial" w:hAnsi="Arial" w:cs="Arial" w:eastAsia="Arial"/>
           <w:color w:val="000000"/>
           <w:sz w:val="18"/>
           <w:highlight w:val="lightGray"/>
@@ -348,7 +348,7 @@
       </w:pPr>
       <w:r>
         <w:rPr>
-          <w:rFonts w:ascii="Roboto Mono" w:hAnsi="Roboto Mono"/>
+          <w:rFonts w:ascii="Roboto Mono" w:hAnsi="Roboto Mono" w:eastAsia="Roboto Mono"/>
         </w:rPr>
         <w:t>The Logical Data Model is used to:</w:t>
       </w:r>
@@ -365,7 +365,7 @@
       </w:pPr>
       <w:r>
         <w:rPr>
-          <w:rFonts w:ascii="Roboto Mono" w:hAnsi="Roboto Mono"/>
+          <w:rFonts w:ascii="Roboto Mono" w:hAnsi="Roboto Mono" w:eastAsia="Roboto Mono"/>
         </w:rPr>
         <w:t xml:space="preserve">Convert business requirements into a structured design </w:t>
       </w:r>
@@ -382,7 +382,7 @@
       </w:pPr>
       <w:r>
         <w:rPr>
-          <w:rFonts w:ascii="Roboto Mono" w:hAnsi="Roboto Mono"/>
+          <w:rFonts w:ascii="Roboto Mono" w:hAnsi="Roboto Mono" w:eastAsia="Roboto Mono"/>
         </w:rPr>
         <w:t xml:space="preserve">Define tables and columns </w:t>
       </w:r>
@@ -399,7 +399,7 @@
       </w:pPr>
       <w:r>
         <w:rPr>
-          <w:rFonts w:ascii="Roboto Mono" w:hAnsi="Roboto Mono"/>
+          <w:rFonts w:ascii="Roboto Mono" w:hAnsi="Roboto Mono" w:eastAsia="Roboto Mono"/>
         </w:rPr>
         <w:t xml:space="preserve">Define relationships between tables </w:t>
       </w:r>
@@ -416,7 +416,7 @@
       </w:pPr>
       <w:r>
         <w:rPr>
-          <w:rFonts w:ascii="Roboto Mono" w:hAnsi="Roboto Mono"/>
+          <w:rFonts w:ascii="Roboto Mono" w:hAnsi="Roboto Mono" w:eastAsia="Roboto Mono"/>
         </w:rPr>
         <w:t xml:space="preserve">Identify keys and constraints </w:t>
       </w:r>
@@ -433,7 +433,7 @@
       </w:pPr>
       <w:r>
         <w:rPr>
-          <w:rFonts w:ascii="Roboto Mono" w:hAnsi="Roboto Mono"/>
+          <w:rFonts w:ascii="Roboto Mono" w:hAnsi="Roboto Mono" w:eastAsia="Roboto Mono"/>
         </w:rPr>
         <w:t xml:space="preserve">Prepare for physical database implementation </w:t>
       </w:r>
@@ -446,7 +446,7 @@
       </w:pPr>
       <w:r>
         <w:rPr>
-          <w:rFonts w:ascii="Roboto Mono" w:hAnsi="Roboto Mono"/>
+          <w:rFonts w:ascii="Roboto Mono" w:hAnsi="Roboto Mono" w:eastAsia="Roboto Mono"/>
         </w:rPr>
         <w:pict w14:anchorId="7C4001EA">
           <v:rect id="_x0000_i1026" style="width:0;height:1.5pt" o:hralign="center" o:hrstd="t" o:hr="t" fillcolor="#a0a0a0" stroked="f"/>
@@ -470,7 +470,7 @@
     <w:p>
       <w:r>
         <w:rPr>
-          <w:rFonts w:ascii="Arial" w:hAnsi="Arial" w:cs="Arial"/>
+          <w:rFonts w:ascii="Arial" w:hAnsi="Arial" w:cs="Arial" w:eastAsia="Arial"/>
           <w:b/>
           <w:color w:val="000000"/>
           <w:sz w:val="18"/>
@@ -480,7 +480,7 @@
       </w:r>
       <w:r>
         <w:rPr>
-          <w:rFonts w:ascii="Arial" w:hAnsi="Arial" w:cs="Arial"/>
+          <w:rFonts w:ascii="Arial" w:hAnsi="Arial" w:cs="Arial" w:eastAsia="Arial"/>
           <w:color w:val="000000"/>
           <w:sz w:val="18"/>
           <w:highlight w:val="lightGray"/>
@@ -489,7 +489,7 @@
       </w:r>
       <w:r>
         <w:rPr>
-          <w:rFonts w:ascii="Arial" w:hAnsi="Arial" w:cs="Arial"/>
+          <w:rFonts w:ascii="Arial" w:hAnsi="Arial" w:cs="Arial" w:eastAsia="Arial"/>
           <w:b/>
           <w:color w:val="000000"/>
           <w:sz w:val="18"/>
@@ -499,7 +499,7 @@
       </w:r>
       <w:r>
         <w:rPr>
-          <w:rFonts w:ascii="Arial" w:hAnsi="Arial" w:cs="Arial"/>
+          <w:rFonts w:ascii="Arial" w:hAnsi="Arial" w:cs="Arial" w:eastAsia="Arial"/>
           <w:color w:val="000000"/>
           <w:sz w:val="18"/>
           <w:highlight w:val="lightGray"/>
@@ -508,7 +508,7 @@
       </w:r>
       <w:r>
         <w:rPr>
-          <w:rFonts w:ascii="Arial" w:hAnsi="Arial" w:cs="Arial"/>
+          <w:rFonts w:ascii="Arial" w:hAnsi="Arial" w:cs="Arial" w:eastAsia="Arial"/>
           <w:b/>
           <w:color w:val="000000"/>
           <w:sz w:val="18"/>
@@ -518,7 +518,7 @@
       </w:r>
       <w:r>
         <w:rPr>
-          <w:rFonts w:ascii="Arial" w:hAnsi="Arial" w:cs="Arial"/>
+          <w:rFonts w:ascii="Arial" w:hAnsi="Arial" w:cs="Arial" w:eastAsia="Arial"/>
           <w:color w:val="000000"/>
           <w:sz w:val="18"/>
           <w:highlight w:val="lightGray"/>
@@ -534,7 +534,7 @@
       </w:pPr>
       <w:r>
         <w:rPr>
-          <w:rFonts w:ascii="Roboto Mono" w:hAnsi="Roboto Mono"/>
+          <w:rFonts w:ascii="Roboto Mono" w:hAnsi="Roboto Mono" w:eastAsia="Roboto Mono"/>
         </w:rPr>
         <w:t>A Logical Model answers:</w:t>
       </w:r>
@@ -607,7 +607,7 @@
       </w:pPr>
       <w:r>
         <w:rPr>
-          <w:rFonts w:ascii="Roboto Mono" w:hAnsi="Roboto Mono"/>
+          <w:rFonts w:ascii="Roboto Mono" w:hAnsi="Roboto Mono" w:eastAsia="Roboto Mono"/>
         </w:rPr>
         <w:t>How should the data be organized?</w:t>
       </w:r>
@@ -620,7 +620,7 @@
       </w:pPr>
       <w:r>
         <w:rPr>
-          <w:rFonts w:ascii="Roboto Mono" w:hAnsi="Roboto Mono"/>
+          <w:rFonts w:ascii="Roboto Mono" w:hAnsi="Roboto Mono" w:eastAsia="Roboto Mono"/>
         </w:rPr>
         <w:t>Not:</w:t>
       </w:r>
@@ -693,7 +693,7 @@
       </w:pPr>
       <w:r>
         <w:rPr>
-          <w:rFonts w:ascii="Roboto Mono" w:hAnsi="Roboto Mono"/>
+          <w:rFonts w:ascii="Roboto Mono" w:hAnsi="Roboto Mono" w:eastAsia="Roboto Mono"/>
         </w:rPr>
         <w:t>How will the database store the data on disk?</w:t>
       </w:r>
@@ -706,7 +706,7 @@
       </w:pPr>
       <w:r>
         <w:rPr>
-          <w:rFonts w:ascii="Roboto Mono" w:hAnsi="Roboto Mono"/>
+          <w:rFonts w:ascii="Roboto Mono" w:hAnsi="Roboto Mono" w:eastAsia="Roboto Mono"/>
         </w:rPr>
         <w:pict w14:anchorId="3E965E07">
           <v:rect id="_x0000_i1027" style="width:0;height:1.5pt" o:hralign="center" o:hrstd="t" o:hr="t" fillcolor="#a0a0a0" stroked="f"/>
@@ -730,7 +730,7 @@
     <w:p>
       <w:r>
         <w:rPr>
-          <w:rFonts w:ascii="Arial" w:hAnsi="Arial" w:cs="Arial"/>
+          <w:rFonts w:ascii="Arial" w:hAnsi="Arial" w:cs="Arial" w:eastAsia="Arial"/>
           <w:b/>
           <w:color w:val="000000"/>
           <w:sz w:val="18"/>
@@ -740,7 +740,7 @@
       </w:r>
       <w:r>
         <w:rPr>
-          <w:rFonts w:ascii="Arial" w:hAnsi="Arial" w:cs="Arial"/>
+          <w:rFonts w:ascii="Arial" w:hAnsi="Arial" w:cs="Arial" w:eastAsia="Arial"/>
           <w:color w:val="000000"/>
           <w:sz w:val="18"/>
           <w:highlight w:val="lightGray"/>
@@ -749,7 +749,7 @@
       </w:r>
       <w:r>
         <w:rPr>
-          <w:rFonts w:ascii="Arial" w:hAnsi="Arial" w:cs="Arial"/>
+          <w:rFonts w:ascii="Arial" w:hAnsi="Arial" w:cs="Arial" w:eastAsia="Arial"/>
           <w:b/>
           <w:color w:val="000000"/>
           <w:sz w:val="18"/>
@@ -759,7 +759,7 @@
       </w:r>
       <w:r>
         <w:rPr>
-          <w:rFonts w:ascii="Arial" w:hAnsi="Arial" w:cs="Arial"/>
+          <w:rFonts w:ascii="Arial" w:hAnsi="Arial" w:cs="Arial" w:eastAsia="Arial"/>
           <w:color w:val="000000"/>
           <w:sz w:val="18"/>
           <w:highlight w:val="lightGray"/>
@@ -768,7 +768,7 @@
       </w:r>
       <w:r>
         <w:rPr>
-          <w:rFonts w:ascii="Arial" w:hAnsi="Arial" w:cs="Arial"/>
+          <w:rFonts w:ascii="Arial" w:hAnsi="Arial" w:cs="Arial" w:eastAsia="Arial"/>
           <w:b/>
           <w:color w:val="000000"/>
           <w:sz w:val="18"/>
@@ -778,7 +778,7 @@
       </w:r>
       <w:r>
         <w:rPr>
-          <w:rFonts w:ascii="Arial" w:hAnsi="Arial" w:cs="Arial"/>
+          <w:rFonts w:ascii="Arial" w:hAnsi="Arial" w:cs="Arial" w:eastAsia="Arial"/>
           <w:color w:val="000000"/>
           <w:sz w:val="18"/>
           <w:highlight w:val="lightGray"/>
@@ -796,7 +796,7 @@
       </w:pPr>
       <w:r>
         <w:rPr>
-          <w:rFonts w:ascii="Roboto Mono" w:hAnsi="Roboto Mono"/>
+          <w:rFonts w:ascii="Roboto Mono" w:hAnsi="Roboto Mono" w:eastAsia="Roboto Mono"/>
           <w:b/>
           <w:bCs/>
         </w:rPr>
@@ -873,20 +873,20 @@
       </w:pPr>
       <w:r>
         <w:rPr>
-          <w:rFonts w:ascii="Roboto Mono" w:hAnsi="Roboto Mono"/>
+          <w:rFonts w:ascii="Roboto Mono" w:hAnsi="Roboto Mono" w:eastAsia="Roboto Mono"/>
         </w:rPr>
         <w:t>Customer</w:t>
       </w:r>
       <w:r>
         <w:rPr>
-          <w:rFonts w:ascii="Roboto Mono" w:hAnsi="Roboto Mono"/>
+          <w:rFonts w:ascii="Roboto Mono" w:hAnsi="Roboto Mono" w:eastAsia="Roboto Mono"/>
         </w:rPr>
         <w:br/>
         <w:t>Places</w:t>
       </w:r>
       <w:r>
         <w:rPr>
-          <w:rFonts w:ascii="Roboto Mono" w:hAnsi="Roboto Mono"/>
+          <w:rFonts w:ascii="Roboto Mono" w:hAnsi="Roboto Mono" w:eastAsia="Roboto Mono"/>
         </w:rPr>
         <w:br/>
         <w:t>Order</w:t>
@@ -900,7 +900,7 @@
       </w:pPr>
       <w:r>
         <w:rPr>
-          <w:rFonts w:ascii="Roboto Mono" w:hAnsi="Roboto Mono"/>
+          <w:rFonts w:ascii="Roboto Mono" w:hAnsi="Roboto Mono" w:eastAsia="Roboto Mono"/>
         </w:rPr>
         <w:t>Only business concepts.</w:t>
       </w:r>
@@ -922,7 +922,7 @@
       </w:pPr>
       <w:r>
         <w:rPr>
-          <w:rFonts w:ascii="Roboto Mono" w:hAnsi="Roboto Mono"/>
+          <w:rFonts w:ascii="Roboto Mono" w:hAnsi="Roboto Mono" w:eastAsia="Roboto Mono"/>
           <w:b/>
           <w:bCs/>
         </w:rPr>
@@ -999,75 +999,75 @@
       </w:pPr>
       <w:r>
         <w:rPr>
-          <w:rFonts w:ascii="Roboto Mono" w:hAnsi="Roboto Mono"/>
+          <w:rFonts w:ascii="Roboto Mono" w:hAnsi="Roboto Mono" w:eastAsia="Roboto Mono"/>
         </w:rPr>
         <w:t>Customers</w:t>
       </w:r>
       <w:r>
         <w:rPr>
-          <w:rFonts w:ascii="Roboto Mono" w:hAnsi="Roboto Mono"/>
+          <w:rFonts w:ascii="Roboto Mono" w:hAnsi="Roboto Mono" w:eastAsia="Roboto Mono"/>
         </w:rPr>
         <w:br/>
         <w:t>---------</w:t>
       </w:r>
       <w:r>
         <w:rPr>
-          <w:rFonts w:ascii="Roboto Mono" w:hAnsi="Roboto Mono"/>
+          <w:rFonts w:ascii="Roboto Mono" w:hAnsi="Roboto Mono" w:eastAsia="Roboto Mono"/>
         </w:rPr>
         <w:br/>
         <w:t>CustomerID</w:t>
       </w:r>
       <w:r>
         <w:rPr>
-          <w:rFonts w:ascii="Roboto Mono" w:hAnsi="Roboto Mono"/>
+          <w:rFonts w:ascii="Roboto Mono" w:hAnsi="Roboto Mono" w:eastAsia="Roboto Mono"/>
         </w:rPr>
         <w:br/>
         <w:t>Name</w:t>
       </w:r>
       <w:r>
         <w:rPr>
-          <w:rFonts w:ascii="Roboto Mono" w:hAnsi="Roboto Mono"/>
+          <w:rFonts w:ascii="Roboto Mono" w:hAnsi="Roboto Mono" w:eastAsia="Roboto Mono"/>
         </w:rPr>
         <w:br/>
         <w:t>Email</w:t>
       </w:r>
       <w:r>
         <w:rPr>
-          <w:rFonts w:ascii="Roboto Mono" w:hAnsi="Roboto Mono"/>
+          <w:rFonts w:ascii="Roboto Mono" w:hAnsi="Roboto Mono" w:eastAsia="Roboto Mono"/>
         </w:rPr>
         <w:br/>
       </w:r>
       <w:r>
         <w:rPr>
-          <w:rFonts w:ascii="Roboto Mono" w:hAnsi="Roboto Mono"/>
+          <w:rFonts w:ascii="Roboto Mono" w:hAnsi="Roboto Mono" w:eastAsia="Roboto Mono"/>
         </w:rPr>
         <w:br/>
         <w:t>Orders</w:t>
       </w:r>
       <w:r>
         <w:rPr>
-          <w:rFonts w:ascii="Roboto Mono" w:hAnsi="Roboto Mono"/>
+          <w:rFonts w:ascii="Roboto Mono" w:hAnsi="Roboto Mono" w:eastAsia="Roboto Mono"/>
         </w:rPr>
         <w:br/>
         <w:t>------</w:t>
       </w:r>
       <w:r>
         <w:rPr>
-          <w:rFonts w:ascii="Roboto Mono" w:hAnsi="Roboto Mono"/>
+          <w:rFonts w:ascii="Roboto Mono" w:hAnsi="Roboto Mono" w:eastAsia="Roboto Mono"/>
         </w:rPr>
         <w:br/>
         <w:t>OrderID</w:t>
       </w:r>
       <w:r>
         <w:rPr>
-          <w:rFonts w:ascii="Roboto Mono" w:hAnsi="Roboto Mono"/>
+          <w:rFonts w:ascii="Roboto Mono" w:hAnsi="Roboto Mono" w:eastAsia="Roboto Mono"/>
         </w:rPr>
         <w:br/>
         <w:t>OrderDate</w:t>
       </w:r>
       <w:r>
         <w:rPr>
-          <w:rFonts w:ascii="Roboto Mono" w:hAnsi="Roboto Mono"/>
+          <w:rFonts w:ascii="Roboto Mono" w:hAnsi="Roboto Mono" w:eastAsia="Roboto Mono"/>
         </w:rPr>
         <w:br/>
         <w:t>CustomerID</w:t>
@@ -1081,7 +1081,7 @@
       </w:pPr>
       <w:r>
         <w:rPr>
-          <w:rFonts w:ascii="Roboto Mono" w:hAnsi="Roboto Mono"/>
+          <w:rFonts w:ascii="Roboto Mono" w:hAnsi="Roboto Mono" w:eastAsia="Roboto Mono"/>
         </w:rPr>
         <w:t>Now we define structure.</w:t>
       </w:r>
@@ -1094,7 +1094,7 @@
       </w:pPr>
       <w:r>
         <w:rPr>
-          <w:rFonts w:ascii="Roboto Mono" w:hAnsi="Roboto Mono"/>
+          <w:rFonts w:ascii="Roboto Mono" w:hAnsi="Roboto Mono" w:eastAsia="Roboto Mono"/>
         </w:rPr>
         <w:pict w14:anchorId="29A1FB4D">
           <v:rect id="_x0000_i1028" style="width:0;height:1.5pt" o:hralign="center" o:hrstd="t" o:hr="t" fillcolor="#a0a0a0" stroked="f"/>
@@ -1118,7 +1118,7 @@
     <w:p>
       <w:r>
         <w:rPr>
-          <w:rFonts w:ascii="Arial" w:hAnsi="Arial" w:cs="Arial"/>
+          <w:rFonts w:ascii="Arial" w:hAnsi="Arial" w:cs="Arial" w:eastAsia="Arial"/>
           <w:b/>
           <w:color w:val="000000"/>
           <w:sz w:val="18"/>
@@ -1128,7 +1128,7 @@
       </w:r>
       <w:r>
         <w:rPr>
-          <w:rFonts w:ascii="Arial" w:hAnsi="Arial" w:cs="Arial"/>
+          <w:rFonts w:ascii="Arial" w:hAnsi="Arial" w:cs="Arial" w:eastAsia="Arial"/>
           <w:color w:val="000000"/>
           <w:sz w:val="18"/>
           <w:highlight w:val="lightGray"/>
@@ -1137,7 +1137,7 @@
       </w:r>
       <w:r>
         <w:rPr>
-          <w:rFonts w:ascii="Arial" w:hAnsi="Arial" w:cs="Arial"/>
+          <w:rFonts w:ascii="Arial" w:hAnsi="Arial" w:cs="Arial" w:eastAsia="Arial"/>
           <w:b/>
           <w:color w:val="000000"/>
           <w:sz w:val="18"/>
@@ -1147,7 +1147,7 @@
       </w:r>
       <w:r>
         <w:rPr>
-          <w:rFonts w:ascii="Arial" w:hAnsi="Arial" w:cs="Arial"/>
+          <w:rFonts w:ascii="Arial" w:hAnsi="Arial" w:cs="Arial" w:eastAsia="Arial"/>
           <w:color w:val="000000"/>
           <w:sz w:val="18"/>
           <w:highlight w:val="lightGray"/>
@@ -1156,7 +1156,7 @@
       </w:r>
       <w:r>
         <w:rPr>
-          <w:rFonts w:ascii="Arial" w:hAnsi="Arial" w:cs="Arial"/>
+          <w:rFonts w:ascii="Arial" w:hAnsi="Arial" w:cs="Arial" w:eastAsia="Arial"/>
           <w:b/>
           <w:color w:val="000000"/>
           <w:sz w:val="18"/>
@@ -1166,7 +1166,7 @@
       </w:r>
       <w:r>
         <w:rPr>
-          <w:rFonts w:ascii="Arial" w:hAnsi="Arial" w:cs="Arial"/>
+          <w:rFonts w:ascii="Arial" w:hAnsi="Arial" w:cs="Arial" w:eastAsia="Arial"/>
           <w:color w:val="000000"/>
           <w:sz w:val="18"/>
           <w:highlight w:val="lightGray"/>
@@ -1184,7 +1184,7 @@
       </w:pPr>
       <w:r>
         <w:rPr>
-          <w:rFonts w:ascii="Roboto Mono" w:hAnsi="Roboto Mono"/>
+          <w:rFonts w:ascii="Roboto Mono" w:hAnsi="Roboto Mono" w:eastAsia="Roboto Mono"/>
           <w:b/>
           <w:bCs/>
         </w:rPr>
@@ -1261,20 +1261,20 @@
       </w:pPr>
       <w:r>
         <w:rPr>
-          <w:rFonts w:ascii="Roboto Mono" w:hAnsi="Roboto Mono"/>
+          <w:rFonts w:ascii="Roboto Mono" w:hAnsi="Roboto Mono" w:eastAsia="Roboto Mono"/>
         </w:rPr>
         <w:t>Customer</w:t>
       </w:r>
       <w:r>
         <w:rPr>
-          <w:rFonts w:ascii="Roboto Mono" w:hAnsi="Roboto Mono"/>
+          <w:rFonts w:ascii="Roboto Mono" w:hAnsi="Roboto Mono" w:eastAsia="Roboto Mono"/>
         </w:rPr>
         <w:br/>
         <w:t>Order</w:t>
       </w:r>
       <w:r>
         <w:rPr>
-          <w:rFonts w:ascii="Roboto Mono" w:hAnsi="Roboto Mono"/>
+          <w:rFonts w:ascii="Roboto Mono" w:hAnsi="Roboto Mono" w:eastAsia="Roboto Mono"/>
         </w:rPr>
         <w:br/>
         <w:t>Product</w:t>
@@ -1288,7 +1288,7 @@
       </w:pPr>
       <w:r>
         <w:rPr>
-          <w:rFonts w:ascii="Roboto Mono" w:hAnsi="Roboto Mono"/>
+          <w:rFonts w:ascii="Roboto Mono" w:hAnsi="Roboto Mono" w:eastAsia="Roboto Mono"/>
         </w:rPr>
         <w:pict w14:anchorId="46327AC2">
           <v:rect id="_x0000_i1029" style="width:0;height:1.5pt" o:hralign="center" o:hrstd="t" o:hr="t" fillcolor="#a0a0a0" stroked="f"/>
@@ -1305,7 +1305,7 @@
       </w:pPr>
       <w:r>
         <w:rPr>
-          <w:rFonts w:ascii="Roboto Mono" w:hAnsi="Roboto Mono"/>
+          <w:rFonts w:ascii="Roboto Mono" w:hAnsi="Roboto Mono" w:eastAsia="Roboto Mono"/>
           <w:b/>
           <w:bCs/>
         </w:rPr>
@@ -1322,7 +1322,7 @@
       </w:pPr>
       <w:r>
         <w:rPr>
-          <w:rFonts w:ascii="Roboto Mono" w:hAnsi="Roboto Mono"/>
+          <w:rFonts w:ascii="Roboto Mono" w:hAnsi="Roboto Mono" w:eastAsia="Roboto Mono"/>
           <w:b/>
           <w:bCs/>
         </w:rPr>
@@ -1605,7 +1605,7 @@
       </w:pPr>
       <w:r>
         <w:rPr>
-          <w:rFonts w:ascii="Roboto Mono" w:hAnsi="Roboto Mono"/>
+          <w:rFonts w:ascii="Roboto Mono" w:hAnsi="Roboto Mono" w:eastAsia="Roboto Mono"/>
         </w:rPr>
         <w:pict w14:anchorId="199C50C0">
           <v:rect id="_x0000_i1030" style="width:0;height:1.5pt" o:hralign="center" o:hrstd="t" o:hr="t" fillcolor="#a0a0a0" stroked="f"/>
@@ -1622,7 +1622,7 @@
       </w:pPr>
       <w:r>
         <w:rPr>
-          <w:rFonts w:ascii="Roboto Mono" w:hAnsi="Roboto Mono"/>
+          <w:rFonts w:ascii="Roboto Mono" w:hAnsi="Roboto Mono" w:eastAsia="Roboto Mono"/>
           <w:b/>
           <w:bCs/>
         </w:rPr>
@@ -1905,7 +1905,7 @@
       </w:pPr>
       <w:r>
         <w:rPr>
-          <w:rFonts w:ascii="Roboto Mono" w:hAnsi="Roboto Mono"/>
+          <w:rFonts w:ascii="Roboto Mono" w:hAnsi="Roboto Mono" w:eastAsia="Roboto Mono"/>
         </w:rPr>
         <w:pict w14:anchorId="1CD29B49">
           <v:rect id="_x0000_i1031" style="width:0;height:1.5pt" o:hralign="center" o:hrstd="t" o:hr="t" fillcolor="#a0a0a0" stroked="f"/>
@@ -1922,7 +1922,7 @@
       </w:pPr>
       <w:r>
         <w:rPr>
-          <w:rFonts w:ascii="Roboto Mono" w:hAnsi="Roboto Mono"/>
+          <w:rFonts w:ascii="Roboto Mono" w:hAnsi="Roboto Mono" w:eastAsia="Roboto Mono"/>
           <w:b/>
           <w:bCs/>
         </w:rPr>
@@ -2205,7 +2205,7 @@
       </w:pPr>
       <w:r>
         <w:rPr>
-          <w:rFonts w:ascii="Roboto Mono" w:hAnsi="Roboto Mono"/>
+          <w:rFonts w:ascii="Roboto Mono" w:hAnsi="Roboto Mono" w:eastAsia="Roboto Mono"/>
         </w:rPr>
         <w:pict w14:anchorId="569C0893">
           <v:rect id="_x0000_i1032" style="width:0;height:1.5pt" o:hralign="center" o:hrstd="t" o:hr="t" fillcolor="#a0a0a0" stroked="f"/>
@@ -2229,7 +2229,7 @@
     <w:p>
       <w:r>
         <w:rPr>
-          <w:rFonts w:ascii="Arial" w:hAnsi="Arial" w:cs="Arial"/>
+          <w:rFonts w:ascii="Arial" w:hAnsi="Arial" w:cs="Arial" w:eastAsia="Arial"/>
           <w:b/>
           <w:color w:val="000000"/>
           <w:sz w:val="18"/>
@@ -2239,7 +2239,7 @@
       </w:r>
       <w:r>
         <w:rPr>
-          <w:rFonts w:ascii="Arial" w:hAnsi="Arial" w:cs="Arial"/>
+          <w:rFonts w:ascii="Arial" w:hAnsi="Arial" w:cs="Arial" w:eastAsia="Arial"/>
           <w:color w:val="000000"/>
           <w:sz w:val="18"/>
           <w:highlight w:val="lightGray"/>
@@ -2248,7 +2248,7 @@
       </w:r>
       <w:r>
         <w:rPr>
-          <w:rFonts w:ascii="Arial" w:hAnsi="Arial" w:cs="Arial"/>
+          <w:rFonts w:ascii="Arial" w:hAnsi="Arial" w:cs="Arial" w:eastAsia="Arial"/>
           <w:b/>
           <w:color w:val="000000"/>
           <w:sz w:val="18"/>
@@ -2258,7 +2258,7 @@
       </w:r>
       <w:r>
         <w:rPr>
-          <w:rFonts w:ascii="Arial" w:hAnsi="Arial" w:cs="Arial"/>
+          <w:rFonts w:ascii="Arial" w:hAnsi="Arial" w:cs="Arial" w:eastAsia="Arial"/>
           <w:color w:val="000000"/>
           <w:sz w:val="18"/>
           <w:highlight w:val="lightGray"/>
@@ -2267,7 +2267,7 @@
       </w:r>
       <w:r>
         <w:rPr>
-          <w:rFonts w:ascii="Arial" w:hAnsi="Arial" w:cs="Arial"/>
+          <w:rFonts w:ascii="Arial" w:hAnsi="Arial" w:cs="Arial" w:eastAsia="Arial"/>
           <w:b/>
           <w:color w:val="000000"/>
           <w:sz w:val="18"/>
@@ -2277,7 +2277,7 @@
       </w:r>
       <w:r>
         <w:rPr>
-          <w:rFonts w:ascii="Arial" w:hAnsi="Arial" w:cs="Arial"/>
+          <w:rFonts w:ascii="Arial" w:hAnsi="Arial" w:cs="Arial" w:eastAsia="Arial"/>
           <w:color w:val="000000"/>
           <w:sz w:val="18"/>
           <w:highlight w:val="lightGray"/>
@@ -2295,7 +2295,7 @@
       </w:pPr>
       <w:r>
         <w:rPr>
-          <w:rFonts w:ascii="Roboto Mono" w:hAnsi="Roboto Mono"/>
+          <w:rFonts w:ascii="Roboto Mono" w:hAnsi="Roboto Mono" w:eastAsia="Roboto Mono"/>
           <w:b/>
           <w:bCs/>
         </w:rPr>
@@ -2310,7 +2310,7 @@
       </w:pPr>
       <w:r>
         <w:rPr>
-          <w:rFonts w:ascii="Roboto Mono" w:hAnsi="Roboto Mono"/>
+          <w:rFonts w:ascii="Roboto Mono" w:hAnsi="Roboto Mono" w:eastAsia="Roboto Mono"/>
         </w:rPr>
         <w:t>Business objects become tables.</w:t>
       </w:r>
@@ -2323,7 +2323,7 @@
       </w:pPr>
       <w:r>
         <w:rPr>
-          <w:rFonts w:ascii="Roboto Mono" w:hAnsi="Roboto Mono"/>
+          <w:rFonts w:ascii="Roboto Mono" w:hAnsi="Roboto Mono" w:eastAsia="Roboto Mono"/>
         </w:rPr>
         <w:t>Example:</w:t>
       </w:r>
@@ -2396,20 +2396,20 @@
       </w:pPr>
       <w:r>
         <w:rPr>
-          <w:rFonts w:ascii="Roboto Mono" w:hAnsi="Roboto Mono"/>
+          <w:rFonts w:ascii="Roboto Mono" w:hAnsi="Roboto Mono" w:eastAsia="Roboto Mono"/>
         </w:rPr>
         <w:t>Customer</w:t>
       </w:r>
       <w:r>
         <w:rPr>
-          <w:rFonts w:ascii="Roboto Mono" w:hAnsi="Roboto Mono"/>
+          <w:rFonts w:ascii="Roboto Mono" w:hAnsi="Roboto Mono" w:eastAsia="Roboto Mono"/>
         </w:rPr>
         <w:br/>
         <w:t>Order</w:t>
       </w:r>
       <w:r>
         <w:rPr>
-          <w:rFonts w:ascii="Roboto Mono" w:hAnsi="Roboto Mono"/>
+          <w:rFonts w:ascii="Roboto Mono" w:hAnsi="Roboto Mono" w:eastAsia="Roboto Mono"/>
         </w:rPr>
         <w:br/>
         <w:t>Product</w:t>
@@ -2432,7 +2432,7 @@
       </w:pPr>
       <w:r>
         <w:rPr>
-          <w:rFonts w:ascii="Roboto Mono" w:hAnsi="Roboto Mono"/>
+          <w:rFonts w:ascii="Roboto Mono" w:hAnsi="Roboto Mono" w:eastAsia="Roboto Mono"/>
           <w:b/>
           <w:bCs/>
         </w:rPr>
@@ -2447,7 +2447,7 @@
       </w:pPr>
       <w:r>
         <w:rPr>
-          <w:rFonts w:ascii="Roboto Mono" w:hAnsi="Roboto Mono"/>
+          <w:rFonts w:ascii="Roboto Mono" w:hAnsi="Roboto Mono" w:eastAsia="Roboto Mono"/>
         </w:rPr>
         <w:t>Properties become columns.</w:t>
       </w:r>
@@ -2460,7 +2460,7 @@
       </w:pPr>
       <w:r>
         <w:rPr>
-          <w:rFonts w:ascii="Roboto Mono" w:hAnsi="Roboto Mono"/>
+          <w:rFonts w:ascii="Roboto Mono" w:hAnsi="Roboto Mono" w:eastAsia="Roboto Mono"/>
         </w:rPr>
         <w:t>Example:</w:t>
       </w:r>
@@ -2533,61 +2533,61 @@
       </w:pPr>
       <w:r>
         <w:rPr>
-          <w:rFonts w:ascii="Roboto Mono" w:hAnsi="Roboto Mono"/>
+          <w:rFonts w:ascii="Roboto Mono" w:hAnsi="Roboto Mono" w:eastAsia="Roboto Mono"/>
         </w:rPr>
         <w:t>Customer</w:t>
       </w:r>
       <w:r>
         <w:rPr>
-          <w:rFonts w:ascii="Roboto Mono" w:hAnsi="Roboto Mono"/>
+          <w:rFonts w:ascii="Roboto Mono" w:hAnsi="Roboto Mono" w:eastAsia="Roboto Mono"/>
         </w:rPr>
         <w:br/>
       </w:r>
       <w:r>
         <w:rPr>
-          <w:rFonts w:ascii="MS Gothic" w:eastAsia="MS Gothic" w:hAnsi="MS Gothic" w:cs="MS Gothic" w:hint="eastAsia"/>
+          <w:rFonts w:ascii="Roboto Mono" w:eastAsia="Roboto Mono" w:hAnsi="Roboto Mono" w:cs="MS Gothic" w:hint="eastAsia"/>
         </w:rPr>
         <w:t>├──</w:t>
       </w:r>
       <w:r>
         <w:rPr>
-          <w:rFonts w:ascii="Roboto Mono" w:hAnsi="Roboto Mono"/>
+          <w:rFonts w:ascii="Roboto Mono" w:hAnsi="Roboto Mono" w:eastAsia="Roboto Mono"/>
         </w:rPr>
         <w:t xml:space="preserve"> CustomerID</w:t>
       </w:r>
       <w:r>
         <w:rPr>
-          <w:rFonts w:ascii="Roboto Mono" w:hAnsi="Roboto Mono"/>
+          <w:rFonts w:ascii="Roboto Mono" w:hAnsi="Roboto Mono" w:eastAsia="Roboto Mono"/>
         </w:rPr>
         <w:br/>
       </w:r>
       <w:r>
         <w:rPr>
-          <w:rFonts w:ascii="MS Gothic" w:eastAsia="MS Gothic" w:hAnsi="MS Gothic" w:cs="MS Gothic" w:hint="eastAsia"/>
+          <w:rFonts w:ascii="Roboto Mono" w:eastAsia="Roboto Mono" w:hAnsi="Roboto Mono" w:cs="MS Gothic" w:hint="eastAsia"/>
         </w:rPr>
         <w:t>├──</w:t>
       </w:r>
       <w:r>
         <w:rPr>
-          <w:rFonts w:ascii="Roboto Mono" w:hAnsi="Roboto Mono"/>
+          <w:rFonts w:ascii="Roboto Mono" w:hAnsi="Roboto Mono" w:eastAsia="Roboto Mono"/>
         </w:rPr>
         <w:t xml:space="preserve"> Name</w:t>
       </w:r>
       <w:r>
         <w:rPr>
-          <w:rFonts w:ascii="Roboto Mono" w:hAnsi="Roboto Mono"/>
+          <w:rFonts w:ascii="Roboto Mono" w:hAnsi="Roboto Mono" w:eastAsia="Roboto Mono"/>
         </w:rPr>
         <w:br/>
       </w:r>
       <w:r>
         <w:rPr>
-          <w:rFonts w:ascii="MS Gothic" w:eastAsia="MS Gothic" w:hAnsi="MS Gothic" w:cs="MS Gothic" w:hint="eastAsia"/>
+          <w:rFonts w:ascii="Roboto Mono" w:eastAsia="Roboto Mono" w:hAnsi="Roboto Mono" w:cs="MS Gothic" w:hint="eastAsia"/>
         </w:rPr>
         <w:t>└──</w:t>
       </w:r>
       <w:r>
         <w:rPr>
-          <w:rFonts w:ascii="Roboto Mono" w:hAnsi="Roboto Mono"/>
+          <w:rFonts w:ascii="Roboto Mono" w:hAnsi="Roboto Mono" w:eastAsia="Roboto Mono"/>
         </w:rPr>
         <w:t xml:space="preserve"> Email</w:t>
       </w:r>
@@ -2609,7 +2609,7 @@
       </w:pPr>
       <w:r>
         <w:rPr>
-          <w:rFonts w:ascii="Roboto Mono" w:hAnsi="Roboto Mono"/>
+          <w:rFonts w:ascii="Roboto Mono" w:hAnsi="Roboto Mono" w:eastAsia="Roboto Mono"/>
           <w:b/>
           <w:bCs/>
         </w:rPr>
@@ -2624,7 +2624,7 @@
       </w:pPr>
       <w:r>
         <w:rPr>
-          <w:rFonts w:ascii="Roboto Mono" w:hAnsi="Roboto Mono"/>
+          <w:rFonts w:ascii="Roboto Mono" w:hAnsi="Roboto Mono" w:eastAsia="Roboto Mono"/>
         </w:rPr>
         <w:t>Connections are defined.</w:t>
       </w:r>
@@ -2637,7 +2637,7 @@
       </w:pPr>
       <w:r>
         <w:rPr>
-          <w:rFonts w:ascii="Roboto Mono" w:hAnsi="Roboto Mono"/>
+          <w:rFonts w:ascii="Roboto Mono" w:hAnsi="Roboto Mono" w:eastAsia="Roboto Mono"/>
         </w:rPr>
         <w:t>Example:</w:t>
       </w:r>
@@ -2710,58 +2710,58 @@
       </w:pPr>
       <w:r>
         <w:rPr>
-          <w:rFonts w:ascii="Roboto Mono" w:hAnsi="Roboto Mono"/>
+          <w:rFonts w:ascii="Roboto Mono" w:hAnsi="Roboto Mono" w:eastAsia="Roboto Mono"/>
         </w:rPr>
         <w:t>Customer</w:t>
       </w:r>
       <w:r>
         <w:rPr>
-          <w:rFonts w:ascii="Roboto Mono" w:hAnsi="Roboto Mono"/>
+          <w:rFonts w:ascii="Roboto Mono" w:hAnsi="Roboto Mono" w:eastAsia="Roboto Mono"/>
         </w:rPr>
         <w:br/>
         <w:t xml:space="preserve">    </w:t>
       </w:r>
       <w:r>
         <w:rPr>
-          <w:rFonts w:ascii="MS Gothic" w:eastAsia="MS Gothic" w:hAnsi="MS Gothic" w:cs="MS Gothic" w:hint="eastAsia"/>
+          <w:rFonts w:ascii="Roboto Mono" w:eastAsia="Roboto Mono" w:hAnsi="Roboto Mono" w:cs="MS Gothic" w:hint="eastAsia"/>
         </w:rPr>
         <w:t>│</w:t>
       </w:r>
       <w:r>
         <w:rPr>
-          <w:rFonts w:ascii="Roboto Mono" w:hAnsi="Roboto Mono"/>
+          <w:rFonts w:ascii="Roboto Mono" w:hAnsi="Roboto Mono" w:eastAsia="Roboto Mono"/>
         </w:rPr>
         <w:br/>
         <w:t xml:space="preserve">    </w:t>
       </w:r>
       <w:r>
         <w:rPr>
-          <w:rFonts w:ascii="MS Gothic" w:eastAsia="MS Gothic" w:hAnsi="MS Gothic" w:cs="MS Gothic" w:hint="eastAsia"/>
+          <w:rFonts w:ascii="Roboto Mono" w:eastAsia="Roboto Mono" w:hAnsi="Roboto Mono" w:cs="MS Gothic" w:hint="eastAsia"/>
         </w:rPr>
         <w:t>│</w:t>
       </w:r>
       <w:r>
         <w:rPr>
-          <w:rFonts w:ascii="Roboto Mono" w:hAnsi="Roboto Mono"/>
+          <w:rFonts w:ascii="Roboto Mono" w:hAnsi="Roboto Mono" w:eastAsia="Roboto Mono"/>
         </w:rPr>
         <w:t xml:space="preserve"> 1:N</w:t>
       </w:r>
       <w:r>
         <w:rPr>
-          <w:rFonts w:ascii="Roboto Mono" w:hAnsi="Roboto Mono"/>
+          <w:rFonts w:ascii="Roboto Mono" w:hAnsi="Roboto Mono" w:eastAsia="Roboto Mono"/>
         </w:rPr>
         <w:br/>
         <w:t xml:space="preserve">    </w:t>
       </w:r>
       <w:r>
         <w:rPr>
-          <w:rFonts w:ascii="MS Gothic" w:eastAsia="MS Gothic" w:hAnsi="MS Gothic" w:cs="MS Gothic" w:hint="eastAsia"/>
+          <w:rFonts w:ascii="Roboto Mono" w:eastAsia="Roboto Mono" w:hAnsi="Roboto Mono" w:cs="MS Gothic" w:hint="eastAsia"/>
         </w:rPr>
         <w:t>│</w:t>
       </w:r>
       <w:r>
         <w:rPr>
-          <w:rFonts w:ascii="Roboto Mono" w:hAnsi="Roboto Mono"/>
+          <w:rFonts w:ascii="Roboto Mono" w:hAnsi="Roboto Mono" w:eastAsia="Roboto Mono"/>
         </w:rPr>
         <w:br/>
         <w:t>Order</w:t>
@@ -2784,7 +2784,7 @@
       </w:pPr>
       <w:r>
         <w:rPr>
-          <w:rFonts w:ascii="Roboto Mono" w:hAnsi="Roboto Mono"/>
+          <w:rFonts w:ascii="Roboto Mono" w:hAnsi="Roboto Mono" w:eastAsia="Roboto Mono"/>
           <w:b/>
           <w:bCs/>
         </w:rPr>
@@ -2799,7 +2799,7 @@
       </w:pPr>
       <w:r>
         <w:rPr>
-          <w:rFonts w:ascii="Roboto Mono" w:hAnsi="Roboto Mono"/>
+          <w:rFonts w:ascii="Roboto Mono" w:hAnsi="Roboto Mono" w:eastAsia="Roboto Mono"/>
         </w:rPr>
         <w:t>Each table gets a unique identifier.</w:t>
       </w:r>
@@ -2812,7 +2812,7 @@
       </w:pPr>
       <w:r>
         <w:rPr>
-          <w:rFonts w:ascii="Roboto Mono" w:hAnsi="Roboto Mono"/>
+          <w:rFonts w:ascii="Roboto Mono" w:hAnsi="Roboto Mono" w:eastAsia="Roboto Mono"/>
         </w:rPr>
         <w:t>Example:</w:t>
       </w:r>
@@ -2885,20 +2885,20 @@
       </w:pPr>
       <w:r>
         <w:rPr>
-          <w:rFonts w:ascii="Roboto Mono" w:hAnsi="Roboto Mono"/>
+          <w:rFonts w:ascii="Roboto Mono" w:hAnsi="Roboto Mono" w:eastAsia="Roboto Mono"/>
         </w:rPr>
         <w:t>CustomerID</w:t>
       </w:r>
       <w:r>
         <w:rPr>
-          <w:rFonts w:ascii="Roboto Mono" w:hAnsi="Roboto Mono"/>
+          <w:rFonts w:ascii="Roboto Mono" w:hAnsi="Roboto Mono" w:eastAsia="Roboto Mono"/>
         </w:rPr>
         <w:br/>
         <w:t>OrderID</w:t>
       </w:r>
       <w:r>
         <w:rPr>
-          <w:rFonts w:ascii="Roboto Mono" w:hAnsi="Roboto Mono"/>
+          <w:rFonts w:ascii="Roboto Mono" w:hAnsi="Roboto Mono" w:eastAsia="Roboto Mono"/>
         </w:rPr>
         <w:br/>
         <w:t>ProductID</w:t>
@@ -2921,7 +2921,7 @@
       </w:pPr>
       <w:r>
         <w:rPr>
-          <w:rFonts w:ascii="Roboto Mono" w:hAnsi="Roboto Mono"/>
+          <w:rFonts w:ascii="Roboto Mono" w:hAnsi="Roboto Mono" w:eastAsia="Roboto Mono"/>
           <w:b/>
           <w:bCs/>
         </w:rPr>
@@ -2936,7 +2936,7 @@
       </w:pPr>
       <w:r>
         <w:rPr>
-          <w:rFonts w:ascii="Roboto Mono" w:hAnsi="Roboto Mono"/>
+          <w:rFonts w:ascii="Roboto Mono" w:hAnsi="Roboto Mono" w:eastAsia="Roboto Mono"/>
         </w:rPr>
         <w:t>Relationships are implemented logically.</w:t>
       </w:r>
@@ -2949,7 +2949,7 @@
       </w:pPr>
       <w:r>
         <w:rPr>
-          <w:rFonts w:ascii="Roboto Mono" w:hAnsi="Roboto Mono"/>
+          <w:rFonts w:ascii="Roboto Mono" w:hAnsi="Roboto Mono" w:eastAsia="Roboto Mono"/>
         </w:rPr>
         <w:t>Example:</w:t>
       </w:r>
@@ -3022,26 +3022,26 @@
       </w:pPr>
       <w:r>
         <w:rPr>
-          <w:rFonts w:ascii="Roboto Mono" w:hAnsi="Roboto Mono"/>
+          <w:rFonts w:ascii="Roboto Mono" w:hAnsi="Roboto Mono" w:eastAsia="Roboto Mono"/>
         </w:rPr>
         <w:t>Orders.CustomerID</w:t>
       </w:r>
       <w:r>
         <w:rPr>
-          <w:rFonts w:ascii="Roboto Mono" w:hAnsi="Roboto Mono"/>
+          <w:rFonts w:ascii="Roboto Mono" w:hAnsi="Roboto Mono" w:eastAsia="Roboto Mono"/>
         </w:rPr>
         <w:br/>
         <w:t xml:space="preserve">        </w:t>
       </w:r>
       <w:r>
         <w:rPr>
-          <w:rFonts w:ascii="Arial" w:hAnsi="Arial" w:cs="Arial"/>
+          <w:rFonts w:ascii="Roboto Mono" w:hAnsi="Roboto Mono" w:cs="Arial" w:eastAsia="Roboto Mono"/>
         </w:rPr>
         <w:t>↓</w:t>
       </w:r>
       <w:r>
         <w:rPr>
-          <w:rFonts w:ascii="Roboto Mono" w:hAnsi="Roboto Mono"/>
+          <w:rFonts w:ascii="Roboto Mono" w:hAnsi="Roboto Mono" w:eastAsia="Roboto Mono"/>
         </w:rPr>
         <w:br/>
         <w:t>Customers.CustomerID</w:t>
@@ -3055,7 +3055,7 @@
       </w:pPr>
       <w:r>
         <w:rPr>
-          <w:rFonts w:ascii="Roboto Mono" w:hAnsi="Roboto Mono"/>
+          <w:rFonts w:ascii="Roboto Mono" w:hAnsi="Roboto Mono" w:eastAsia="Roboto Mono"/>
         </w:rPr>
         <w:pict w14:anchorId="3B01CD10">
           <v:rect id="_x0000_i1033" style="width:0;height:1.5pt" o:hralign="center" o:hrstd="t" o:hr="t" fillcolor="#a0a0a0" stroked="f"/>
@@ -3086,7 +3086,7 @@
       </w:pPr>
       <w:r>
         <w:rPr>
-          <w:rFonts w:ascii="Arial" w:hAnsi="Arial" w:cs="Arial"/>
+          <w:rFonts w:ascii="Arial" w:hAnsi="Arial" w:cs="Arial" w:eastAsia="Arial"/>
           <w:b/>
           <w:color w:val="000000"/>
           <w:sz w:val="18"/>
@@ -3096,7 +3096,7 @@
       </w:r>
       <w:r>
         <w:rPr>
-          <w:rFonts w:ascii="Arial" w:hAnsi="Arial" w:cs="Arial"/>
+          <w:rFonts w:ascii="Arial" w:hAnsi="Arial" w:cs="Arial" w:eastAsia="Arial"/>
           <w:color w:val="000000"/>
           <w:sz w:val="18"/>
           <w:highlight w:val="lightGray"/>
@@ -3105,7 +3105,7 @@
       </w:r>
       <w:r>
         <w:rPr>
-          <w:rFonts w:ascii="Arial" w:hAnsi="Arial" w:cs="Arial"/>
+          <w:rFonts w:ascii="Arial" w:hAnsi="Arial" w:cs="Arial" w:eastAsia="Arial"/>
           <w:b/>
           <w:color w:val="000000"/>
           <w:sz w:val="18"/>
@@ -3115,7 +3115,7 @@
       </w:r>
       <w:r>
         <w:rPr>
-          <w:rFonts w:ascii="Arial" w:hAnsi="Arial" w:cs="Arial"/>
+          <w:rFonts w:ascii="Arial" w:hAnsi="Arial" w:cs="Arial" w:eastAsia="Arial"/>
           <w:color w:val="000000"/>
           <w:sz w:val="18"/>
           <w:highlight w:val="lightGray"/>
@@ -3124,7 +3124,7 @@
       </w:r>
       <w:r>
         <w:rPr>
-          <w:rFonts w:ascii="Arial" w:hAnsi="Arial" w:cs="Arial"/>
+          <w:rFonts w:ascii="Arial" w:hAnsi="Arial" w:cs="Arial" w:eastAsia="Arial"/>
           <w:b/>
           <w:color w:val="000000"/>
           <w:sz w:val="18"/>
@@ -3134,7 +3134,7 @@
       </w:r>
       <w:r>
         <w:rPr>
-          <w:rFonts w:ascii="Arial" w:hAnsi="Arial" w:cs="Arial"/>
+          <w:rFonts w:ascii="Arial" w:hAnsi="Arial" w:cs="Arial" w:eastAsia="Arial"/>
           <w:color w:val="000000"/>
           <w:sz w:val="18"/>
           <w:highlight w:val="lightGray"/>
@@ -3205,142 +3205,142 @@
       </w:pPr>
       <w:r>
         <w:rPr>
-          <w:rFonts w:ascii="Roboto Mono" w:hAnsi="Roboto Mono"/>
+          <w:rFonts w:ascii="Roboto Mono" w:hAnsi="Roboto Mono" w:eastAsia="Roboto Mono"/>
         </w:rPr>
         <w:t>+----------------+</w:t>
       </w:r>
       <w:r>
         <w:rPr>
-          <w:rFonts w:ascii="Roboto Mono" w:hAnsi="Roboto Mono"/>
+          <w:rFonts w:ascii="Roboto Mono" w:hAnsi="Roboto Mono" w:eastAsia="Roboto Mono"/>
         </w:rPr>
         <w:br/>
         <w:t>| Customers      |</w:t>
       </w:r>
       <w:r>
         <w:rPr>
-          <w:rFonts w:ascii="Roboto Mono" w:hAnsi="Roboto Mono"/>
+          <w:rFonts w:ascii="Roboto Mono" w:hAnsi="Roboto Mono" w:eastAsia="Roboto Mono"/>
         </w:rPr>
         <w:br/>
         <w:t>+----------------+</w:t>
       </w:r>
       <w:r>
         <w:rPr>
-          <w:rFonts w:ascii="Roboto Mono" w:hAnsi="Roboto Mono"/>
+          <w:rFonts w:ascii="Roboto Mono" w:hAnsi="Roboto Mono" w:eastAsia="Roboto Mono"/>
         </w:rPr>
         <w:br/>
         <w:t>| CustomerID PK  |</w:t>
       </w:r>
       <w:r>
         <w:rPr>
-          <w:rFonts w:ascii="Roboto Mono" w:hAnsi="Roboto Mono"/>
+          <w:rFonts w:ascii="Roboto Mono" w:hAnsi="Roboto Mono" w:eastAsia="Roboto Mono"/>
         </w:rPr>
         <w:br/>
         <w:t>| Name           |</w:t>
       </w:r>
       <w:r>
         <w:rPr>
-          <w:rFonts w:ascii="Roboto Mono" w:hAnsi="Roboto Mono"/>
+          <w:rFonts w:ascii="Roboto Mono" w:hAnsi="Roboto Mono" w:eastAsia="Roboto Mono"/>
         </w:rPr>
         <w:br/>
         <w:t>| Email          |</w:t>
       </w:r>
       <w:r>
         <w:rPr>
-          <w:rFonts w:ascii="Roboto Mono" w:hAnsi="Roboto Mono"/>
+          <w:rFonts w:ascii="Roboto Mono" w:hAnsi="Roboto Mono" w:eastAsia="Roboto Mono"/>
         </w:rPr>
         <w:br/>
         <w:t>+----------------+</w:t>
       </w:r>
       <w:r>
         <w:rPr>
-          <w:rFonts w:ascii="Roboto Mono" w:hAnsi="Roboto Mono"/>
+          <w:rFonts w:ascii="Roboto Mono" w:hAnsi="Roboto Mono" w:eastAsia="Roboto Mono"/>
         </w:rPr>
         <w:br/>
         <w:t xml:space="preserve">        </w:t>
       </w:r>
       <w:r>
         <w:rPr>
-          <w:rFonts w:ascii="MS Gothic" w:eastAsia="MS Gothic" w:hAnsi="MS Gothic" w:cs="MS Gothic" w:hint="eastAsia"/>
+          <w:rFonts w:ascii="Roboto Mono" w:eastAsia="Roboto Mono" w:hAnsi="Roboto Mono" w:cs="MS Gothic" w:hint="eastAsia"/>
         </w:rPr>
         <w:t>│</w:t>
       </w:r>
       <w:r>
         <w:rPr>
-          <w:rFonts w:ascii="Roboto Mono" w:hAnsi="Roboto Mono"/>
+          <w:rFonts w:ascii="Roboto Mono" w:hAnsi="Roboto Mono" w:eastAsia="Roboto Mono"/>
         </w:rPr>
         <w:br/>
         <w:t xml:space="preserve">        </w:t>
       </w:r>
       <w:r>
         <w:rPr>
-          <w:rFonts w:ascii="MS Gothic" w:eastAsia="MS Gothic" w:hAnsi="MS Gothic" w:cs="MS Gothic" w:hint="eastAsia"/>
+          <w:rFonts w:ascii="Roboto Mono" w:eastAsia="Roboto Mono" w:hAnsi="Roboto Mono" w:cs="MS Gothic" w:hint="eastAsia"/>
         </w:rPr>
         <w:t>│</w:t>
       </w:r>
       <w:r>
         <w:rPr>
-          <w:rFonts w:ascii="Roboto Mono" w:hAnsi="Roboto Mono"/>
+          <w:rFonts w:ascii="Roboto Mono" w:hAnsi="Roboto Mono" w:eastAsia="Roboto Mono"/>
         </w:rPr>
         <w:t xml:space="preserve"> 1:N</w:t>
       </w:r>
       <w:r>
         <w:rPr>
-          <w:rFonts w:ascii="Roboto Mono" w:hAnsi="Roboto Mono"/>
+          <w:rFonts w:ascii="Roboto Mono" w:hAnsi="Roboto Mono" w:eastAsia="Roboto Mono"/>
         </w:rPr>
         <w:br/>
         <w:t xml:space="preserve">        </w:t>
       </w:r>
       <w:r>
         <w:rPr>
-          <w:rFonts w:ascii="Arial" w:hAnsi="Arial" w:cs="Arial"/>
+          <w:rFonts w:ascii="Roboto Mono" w:hAnsi="Roboto Mono" w:cs="Arial" w:eastAsia="Roboto Mono"/>
         </w:rPr>
         <w:t>▼</w:t>
       </w:r>
       <w:r>
         <w:rPr>
-          <w:rFonts w:ascii="Roboto Mono" w:hAnsi="Roboto Mono"/>
+          <w:rFonts w:ascii="Roboto Mono" w:hAnsi="Roboto Mono" w:eastAsia="Roboto Mono"/>
         </w:rPr>
         <w:br/>
         <w:t>+----------------+</w:t>
       </w:r>
       <w:r>
         <w:rPr>
-          <w:rFonts w:ascii="Roboto Mono" w:hAnsi="Roboto Mono"/>
+          <w:rFonts w:ascii="Roboto Mono" w:hAnsi="Roboto Mono" w:eastAsia="Roboto Mono"/>
         </w:rPr>
         <w:br/>
         <w:t>| Orders         |</w:t>
       </w:r>
       <w:r>
         <w:rPr>
-          <w:rFonts w:ascii="Roboto Mono" w:hAnsi="Roboto Mono"/>
+          <w:rFonts w:ascii="Roboto Mono" w:hAnsi="Roboto Mono" w:eastAsia="Roboto Mono"/>
         </w:rPr>
         <w:br/>
         <w:t>+----------------+</w:t>
       </w:r>
       <w:r>
         <w:rPr>
-          <w:rFonts w:ascii="Roboto Mono" w:hAnsi="Roboto Mono"/>
+          <w:rFonts w:ascii="Roboto Mono" w:hAnsi="Roboto Mono" w:eastAsia="Roboto Mono"/>
         </w:rPr>
         <w:br/>
         <w:t>| OrderID PK     |</w:t>
       </w:r>
       <w:r>
         <w:rPr>
-          <w:rFonts w:ascii="Roboto Mono" w:hAnsi="Roboto Mono"/>
+          <w:rFonts w:ascii="Roboto Mono" w:hAnsi="Roboto Mono" w:eastAsia="Roboto Mono"/>
         </w:rPr>
         <w:br/>
         <w:t>| OrderDate      |</w:t>
       </w:r>
       <w:r>
         <w:rPr>
-          <w:rFonts w:ascii="Roboto Mono" w:hAnsi="Roboto Mono"/>
+          <w:rFonts w:ascii="Roboto Mono" w:hAnsi="Roboto Mono" w:eastAsia="Roboto Mono"/>
         </w:rPr>
         <w:br/>
         <w:t>| CustomerID FK  |</w:t>
       </w:r>
       <w:r>
         <w:rPr>
-          <w:rFonts w:ascii="Roboto Mono" w:hAnsi="Roboto Mono"/>
+          <w:rFonts w:ascii="Roboto Mono" w:hAnsi="Roboto Mono" w:eastAsia="Roboto Mono"/>
         </w:rPr>
         <w:br/>
         <w:t>+----------------+</w:t>
@@ -3354,7 +3354,7 @@
       </w:pPr>
       <w:r>
         <w:rPr>
-          <w:rFonts w:ascii="Roboto Mono" w:hAnsi="Roboto Mono"/>
+          <w:rFonts w:ascii="Roboto Mono" w:hAnsi="Roboto Mono" w:eastAsia="Roboto Mono"/>
         </w:rPr>
         <w:pict w14:anchorId="4F24BA99">
           <v:rect id="_x0000_i1034" style="width:0;height:1.5pt" o:hralign="center" o:hrstd="t" o:hr="t" fillcolor="#a0a0a0" stroked="f"/>
@@ -3378,7 +3378,7 @@
     <w:p>
       <w:r>
         <w:rPr>
-          <w:rFonts w:ascii="Arial" w:hAnsi="Arial" w:cs="Arial"/>
+          <w:rFonts w:ascii="Arial" w:hAnsi="Arial" w:cs="Arial" w:eastAsia="Arial"/>
           <w:b/>
           <w:color w:val="000000"/>
           <w:sz w:val="18"/>
@@ -3388,7 +3388,7 @@
       </w:r>
       <w:r>
         <w:rPr>
-          <w:rFonts w:ascii="Arial" w:hAnsi="Arial" w:cs="Arial"/>
+          <w:rFonts w:ascii="Arial" w:hAnsi="Arial" w:cs="Arial" w:eastAsia="Arial"/>
           <w:color w:val="000000"/>
           <w:sz w:val="18"/>
           <w:highlight w:val="lightGray"/>
@@ -3397,7 +3397,7 @@
       </w:r>
       <w:r>
         <w:rPr>
-          <w:rFonts w:ascii="Arial" w:hAnsi="Arial" w:cs="Arial"/>
+          <w:rFonts w:ascii="Arial" w:hAnsi="Arial" w:cs="Arial" w:eastAsia="Arial"/>
           <w:b/>
           <w:color w:val="000000"/>
           <w:sz w:val="18"/>
@@ -3407,7 +3407,7 @@
       </w:r>
       <w:r>
         <w:rPr>
-          <w:rFonts w:ascii="Arial" w:hAnsi="Arial" w:cs="Arial"/>
+          <w:rFonts w:ascii="Arial" w:hAnsi="Arial" w:cs="Arial" w:eastAsia="Arial"/>
           <w:color w:val="000000"/>
           <w:sz w:val="18"/>
           <w:highlight w:val="lightGray"/>
@@ -3416,7 +3416,7 @@
       </w:r>
       <w:r>
         <w:rPr>
-          <w:rFonts w:ascii="Arial" w:hAnsi="Arial" w:cs="Arial"/>
+          <w:rFonts w:ascii="Arial" w:hAnsi="Arial" w:cs="Arial" w:eastAsia="Arial"/>
           <w:b/>
           <w:color w:val="000000"/>
           <w:sz w:val="18"/>
@@ -3426,7 +3426,7 @@
       </w:r>
       <w:r>
         <w:rPr>
-          <w:rFonts w:ascii="Arial" w:hAnsi="Arial" w:cs="Arial"/>
+          <w:rFonts w:ascii="Arial" w:hAnsi="Arial" w:cs="Arial" w:eastAsia="Arial"/>
           <w:color w:val="000000"/>
           <w:sz w:val="18"/>
           <w:highlight w:val="lightGray"/>
@@ -3442,7 +3442,7 @@
       </w:pPr>
       <w:r>
         <w:rPr>
-          <w:rFonts w:ascii="Roboto Mono" w:hAnsi="Roboto Mono"/>
+          <w:rFonts w:ascii="Roboto Mono" w:hAnsi="Roboto Mono" w:eastAsia="Roboto Mono"/>
         </w:rPr>
         <w:t>A Logical Model:</w:t>
       </w:r>
@@ -3459,7 +3459,7 @@
       </w:pPr>
       <w:r>
         <w:rPr>
-          <w:rFonts w:ascii="Roboto Mono" w:hAnsi="Roboto Mono"/>
+          <w:rFonts w:ascii="Roboto Mono" w:hAnsi="Roboto Mono" w:eastAsia="Roboto Mono"/>
         </w:rPr>
         <w:t xml:space="preserve">Defines tables </w:t>
       </w:r>
@@ -3476,7 +3476,7 @@
       </w:pPr>
       <w:r>
         <w:rPr>
-          <w:rFonts w:ascii="Roboto Mono" w:hAnsi="Roboto Mono"/>
+          <w:rFonts w:ascii="Roboto Mono" w:hAnsi="Roboto Mono" w:eastAsia="Roboto Mono"/>
         </w:rPr>
         <w:t xml:space="preserve">Defines columns </w:t>
       </w:r>
@@ -3493,7 +3493,7 @@
       </w:pPr>
       <w:r>
         <w:rPr>
-          <w:rFonts w:ascii="Roboto Mono" w:hAnsi="Roboto Mono"/>
+          <w:rFonts w:ascii="Roboto Mono" w:hAnsi="Roboto Mono" w:eastAsia="Roboto Mono"/>
         </w:rPr>
         <w:t xml:space="preserve">Defines relationships </w:t>
       </w:r>
@@ -3510,7 +3510,7 @@
       </w:pPr>
       <w:r>
         <w:rPr>
-          <w:rFonts w:ascii="Roboto Mono" w:hAnsi="Roboto Mono"/>
+          <w:rFonts w:ascii="Roboto Mono" w:hAnsi="Roboto Mono" w:eastAsia="Roboto Mono"/>
         </w:rPr>
         <w:t xml:space="preserve">Includes keys </w:t>
       </w:r>
@@ -3527,7 +3527,7 @@
       </w:pPr>
       <w:r>
         <w:rPr>
-          <w:rFonts w:ascii="Roboto Mono" w:hAnsi="Roboto Mono"/>
+          <w:rFonts w:ascii="Roboto Mono" w:hAnsi="Roboto Mono" w:eastAsia="Roboto Mono"/>
         </w:rPr>
         <w:t xml:space="preserve">Independent of DBMS </w:t>
       </w:r>
@@ -3544,7 +3544,7 @@
       </w:pPr>
       <w:r>
         <w:rPr>
-          <w:rFonts w:ascii="Roboto Mono" w:hAnsi="Roboto Mono"/>
+          <w:rFonts w:ascii="Roboto Mono" w:hAnsi="Roboto Mono" w:eastAsia="Roboto Mono"/>
         </w:rPr>
         <w:t xml:space="preserve">More detailed than a Conceptual Model </w:t>
       </w:r>
@@ -3557,7 +3557,7 @@
       </w:pPr>
       <w:r>
         <w:rPr>
-          <w:rFonts w:ascii="Roboto Mono" w:hAnsi="Roboto Mono"/>
+          <w:rFonts w:ascii="Roboto Mono" w:hAnsi="Roboto Mono" w:eastAsia="Roboto Mono"/>
         </w:rPr>
         <w:pict w14:anchorId="4F176CFA">
           <v:rect id="_x0000_i1035" style="width:0;height:1.5pt" o:hralign="center" o:hrstd="t" o:hr="t" fillcolor="#a0a0a0" stroked="f"/>
@@ -3581,7 +3581,7 @@
     <w:p>
       <w:r>
         <w:rPr>
-          <w:rFonts w:ascii="Arial" w:hAnsi="Arial" w:cs="Arial"/>
+          <w:rFonts w:ascii="Arial" w:hAnsi="Arial" w:cs="Arial" w:eastAsia="Arial"/>
           <w:b/>
           <w:color w:val="000000"/>
           <w:sz w:val="18"/>
@@ -3591,7 +3591,7 @@
       </w:r>
       <w:r>
         <w:rPr>
-          <w:rFonts w:ascii="Arial" w:hAnsi="Arial" w:cs="Arial"/>
+          <w:rFonts w:ascii="Arial" w:hAnsi="Arial" w:cs="Arial" w:eastAsia="Arial"/>
           <w:color w:val="000000"/>
           <w:sz w:val="18"/>
           <w:highlight w:val="lightGray"/>
@@ -3600,7 +3600,7 @@
       </w:r>
       <w:r>
         <w:rPr>
-          <w:rFonts w:ascii="Arial" w:hAnsi="Arial" w:cs="Arial"/>
+          <w:rFonts w:ascii="Arial" w:hAnsi="Arial" w:cs="Arial" w:eastAsia="Arial"/>
           <w:b/>
           <w:color w:val="000000"/>
           <w:sz w:val="18"/>
@@ -3610,7 +3610,7 @@
       </w:r>
       <w:r>
         <w:rPr>
-          <w:rFonts w:ascii="Arial" w:hAnsi="Arial" w:cs="Arial"/>
+          <w:rFonts w:ascii="Arial" w:hAnsi="Arial" w:cs="Arial" w:eastAsia="Arial"/>
           <w:color w:val="000000"/>
           <w:sz w:val="18"/>
           <w:highlight w:val="lightGray"/>
@@ -3619,7 +3619,7 @@
       </w:r>
       <w:r>
         <w:rPr>
-          <w:rFonts w:ascii="Arial" w:hAnsi="Arial" w:cs="Arial"/>
+          <w:rFonts w:ascii="Arial" w:hAnsi="Arial" w:cs="Arial" w:eastAsia="Arial"/>
           <w:b/>
           <w:color w:val="000000"/>
           <w:sz w:val="18"/>
@@ -3629,7 +3629,7 @@
       </w:r>
       <w:r>
         <w:rPr>
-          <w:rFonts w:ascii="Arial" w:hAnsi="Arial" w:cs="Arial"/>
+          <w:rFonts w:ascii="Arial" w:hAnsi="Arial" w:cs="Arial" w:eastAsia="Arial"/>
           <w:color w:val="000000"/>
           <w:sz w:val="18"/>
           <w:highlight w:val="lightGray"/>
@@ -3645,7 +3645,7 @@
       </w:pPr>
       <w:r>
         <w:rPr>
-          <w:rFonts w:ascii="Roboto Mono" w:hAnsi="Roboto Mono"/>
+          <w:rFonts w:ascii="Roboto Mono" w:hAnsi="Roboto Mono" w:eastAsia="Roboto Mono"/>
         </w:rPr>
         <w:t>A Logical Model usually does NOT include:</w:t>
       </w:r>
@@ -3660,7 +3660,7 @@
       </w:pPr>
       <w:r>
         <w:rPr>
-          <w:rFonts w:ascii="Roboto Mono" w:hAnsi="Roboto Mono"/>
+          <w:rFonts w:ascii="Roboto Mono" w:hAnsi="Roboto Mono" w:eastAsia="Roboto Mono"/>
           <w:b/>
           <w:bCs/>
         </w:rPr>
@@ -3737,7 +3737,7 @@
       </w:pPr>
       <w:r>
         <w:rPr>
-          <w:rFonts w:ascii="Roboto Mono" w:hAnsi="Roboto Mono"/>
+          <w:rFonts w:ascii="Roboto Mono" w:hAnsi="Roboto Mono" w:eastAsia="Roboto Mono"/>
         </w:rPr>
         <w:t>INDEX idx_customer</w:t>
       </w:r>
@@ -3750,7 +3750,7 @@
       </w:pPr>
       <w:r>
         <w:rPr>
-          <w:rFonts w:ascii="Roboto Mono" w:hAnsi="Roboto Mono"/>
+          <w:rFonts w:ascii="Roboto Mono" w:hAnsi="Roboto Mono" w:eastAsia="Roboto Mono"/>
         </w:rPr>
         <w:t>No.</w:t>
       </w:r>
@@ -3763,7 +3763,7 @@
       </w:pPr>
       <w:r>
         <w:rPr>
-          <w:rFonts w:ascii="Roboto Mono" w:hAnsi="Roboto Mono"/>
+          <w:rFonts w:ascii="Roboto Mono" w:hAnsi="Roboto Mono" w:eastAsia="Roboto Mono"/>
         </w:rPr>
         <w:pict w14:anchorId="50BC9427">
           <v:rect id="_x0000_i1036" style="width:0;height:1.5pt" o:hralign="center" o:hrstd="t" o:hr="t" fillcolor="#a0a0a0" stroked="f"/>
@@ -3780,7 +3780,7 @@
       </w:pPr>
       <w:r>
         <w:rPr>
-          <w:rFonts w:ascii="Roboto Mono" w:hAnsi="Roboto Mono"/>
+          <w:rFonts w:ascii="Roboto Mono" w:hAnsi="Roboto Mono" w:eastAsia="Roboto Mono"/>
           <w:b/>
           <w:bCs/>
         </w:rPr>
@@ -3857,20 +3857,20 @@
       </w:pPr>
       <w:r>
         <w:rPr>
-          <w:rFonts w:ascii="Roboto Mono" w:hAnsi="Roboto Mono"/>
+          <w:rFonts w:ascii="Roboto Mono" w:hAnsi="Roboto Mono" w:eastAsia="Roboto Mono"/>
         </w:rPr>
         <w:t>.ibd</w:t>
       </w:r>
       <w:r>
         <w:rPr>
-          <w:rFonts w:ascii="Roboto Mono" w:hAnsi="Roboto Mono"/>
+          <w:rFonts w:ascii="Roboto Mono" w:hAnsi="Roboto Mono" w:eastAsia="Roboto Mono"/>
         </w:rPr>
         <w:br/>
         <w:t>.mdf</w:t>
       </w:r>
       <w:r>
         <w:rPr>
-          <w:rFonts w:ascii="Roboto Mono" w:hAnsi="Roboto Mono"/>
+          <w:rFonts w:ascii="Roboto Mono" w:hAnsi="Roboto Mono" w:eastAsia="Roboto Mono"/>
         </w:rPr>
         <w:br/>
         <w:t>.ndf</w:t>
@@ -3884,7 +3884,7 @@
       </w:pPr>
       <w:r>
         <w:rPr>
-          <w:rFonts w:ascii="Roboto Mono" w:hAnsi="Roboto Mono"/>
+          <w:rFonts w:ascii="Roboto Mono" w:hAnsi="Roboto Mono" w:eastAsia="Roboto Mono"/>
         </w:rPr>
         <w:t>No.</w:t>
       </w:r>
@@ -3897,7 +3897,7 @@
       </w:pPr>
       <w:r>
         <w:rPr>
-          <w:rFonts w:ascii="Roboto Mono" w:hAnsi="Roboto Mono"/>
+          <w:rFonts w:ascii="Roboto Mono" w:hAnsi="Roboto Mono" w:eastAsia="Roboto Mono"/>
         </w:rPr>
         <w:pict w14:anchorId="6D8C7422">
           <v:rect id="_x0000_i1037" style="width:0;height:1.5pt" o:hralign="center" o:hrstd="t" o:hr="t" fillcolor="#a0a0a0" stroked="f"/>
@@ -3914,7 +3914,7 @@
       </w:pPr>
       <w:r>
         <w:rPr>
-          <w:rFonts w:ascii="Roboto Mono" w:hAnsi="Roboto Mono"/>
+          <w:rFonts w:ascii="Roboto Mono" w:hAnsi="Roboto Mono" w:eastAsia="Roboto Mono"/>
           <w:b/>
           <w:bCs/>
         </w:rPr>
@@ -3991,7 +3991,7 @@
       </w:pPr>
       <w:r>
         <w:rPr>
-          <w:rFonts w:ascii="Roboto Mono" w:hAnsi="Roboto Mono"/>
+          <w:rFonts w:ascii="Roboto Mono" w:hAnsi="Roboto Mono" w:eastAsia="Roboto Mono"/>
         </w:rPr>
         <w:t>Partition by year</w:t>
       </w:r>
@@ -4004,7 +4004,7 @@
       </w:pPr>
       <w:r>
         <w:rPr>
-          <w:rFonts w:ascii="Roboto Mono" w:hAnsi="Roboto Mono"/>
+          <w:rFonts w:ascii="Roboto Mono" w:hAnsi="Roboto Mono" w:eastAsia="Roboto Mono"/>
         </w:rPr>
         <w:t>No.</w:t>
       </w:r>
@@ -4017,7 +4017,7 @@
       </w:pPr>
       <w:r>
         <w:rPr>
-          <w:rFonts w:ascii="Roboto Mono" w:hAnsi="Roboto Mono"/>
+          <w:rFonts w:ascii="Roboto Mono" w:hAnsi="Roboto Mono" w:eastAsia="Roboto Mono"/>
         </w:rPr>
         <w:pict w14:anchorId="40501FA2">
           <v:rect id="_x0000_i1038" style="width:0;height:1.5pt" o:hralign="center" o:hrstd="t" o:hr="t" fillcolor="#a0a0a0" stroked="f"/>
@@ -4034,7 +4034,7 @@
       </w:pPr>
       <w:r>
         <w:rPr>
-          <w:rFonts w:ascii="Roboto Mono" w:hAnsi="Roboto Mono"/>
+          <w:rFonts w:ascii="Roboto Mono" w:hAnsi="Roboto Mono" w:eastAsia="Roboto Mono"/>
           <w:b/>
           <w:bCs/>
         </w:rPr>
@@ -4111,7 +4111,7 @@
       </w:pPr>
       <w:r>
         <w:rPr>
-          <w:rFonts w:ascii="Roboto Mono" w:hAnsi="Roboto Mono"/>
+          <w:rFonts w:ascii="Roboto Mono" w:hAnsi="Roboto Mono" w:eastAsia="Roboto Mono"/>
         </w:rPr>
         <w:t>MySQL Engine = InnoDB</w:t>
       </w:r>
@@ -4124,7 +4124,7 @@
       </w:pPr>
       <w:r>
         <w:rPr>
-          <w:rFonts w:ascii="Roboto Mono" w:hAnsi="Roboto Mono"/>
+          <w:rFonts w:ascii="Roboto Mono" w:hAnsi="Roboto Mono" w:eastAsia="Roboto Mono"/>
         </w:rPr>
         <w:t>No.</w:t>
       </w:r>
@@ -4137,7 +4137,7 @@
       </w:pPr>
       <w:r>
         <w:rPr>
-          <w:rFonts w:ascii="Roboto Mono" w:hAnsi="Roboto Mono"/>
+          <w:rFonts w:ascii="Roboto Mono" w:hAnsi="Roboto Mono" w:eastAsia="Roboto Mono"/>
         </w:rPr>
         <w:pict w14:anchorId="5CDA5740">
           <v:rect id="_x0000_i1039" style="width:0;height:1.5pt" o:hralign="center" o:hrstd="t" o:hr="t" fillcolor="#a0a0a0" stroked="f"/>
@@ -4161,7 +4161,7 @@
     <w:p>
       <w:r>
         <w:rPr>
-          <w:rFonts w:ascii="Arial" w:hAnsi="Arial" w:cs="Arial"/>
+          <w:rFonts w:ascii="Arial" w:hAnsi="Arial" w:cs="Arial" w:eastAsia="Arial"/>
           <w:b/>
           <w:color w:val="000000"/>
           <w:sz w:val="18"/>
@@ -4171,7 +4171,7 @@
       </w:r>
       <w:r>
         <w:rPr>
-          <w:rFonts w:ascii="Arial" w:hAnsi="Arial" w:cs="Arial"/>
+          <w:rFonts w:ascii="Arial" w:hAnsi="Arial" w:cs="Arial" w:eastAsia="Arial"/>
           <w:color w:val="000000"/>
           <w:sz w:val="18"/>
           <w:highlight w:val="lightGray"/>
@@ -4180,7 +4180,7 @@
       </w:r>
       <w:r>
         <w:rPr>
-          <w:rFonts w:ascii="Arial" w:hAnsi="Arial" w:cs="Arial"/>
+          <w:rFonts w:ascii="Arial" w:hAnsi="Arial" w:cs="Arial" w:eastAsia="Arial"/>
           <w:b/>
           <w:color w:val="000000"/>
           <w:sz w:val="18"/>
@@ -4190,7 +4190,7 @@
       </w:r>
       <w:r>
         <w:rPr>
-          <w:rFonts w:ascii="Arial" w:hAnsi="Arial" w:cs="Arial"/>
+          <w:rFonts w:ascii="Arial" w:hAnsi="Arial" w:cs="Arial" w:eastAsia="Arial"/>
           <w:color w:val="000000"/>
           <w:sz w:val="18"/>
           <w:highlight w:val="lightGray"/>
@@ -4199,7 +4199,7 @@
       </w:r>
       <w:r>
         <w:rPr>
-          <w:rFonts w:ascii="Arial" w:hAnsi="Arial" w:cs="Arial"/>
+          <w:rFonts w:ascii="Arial" w:hAnsi="Arial" w:cs="Arial" w:eastAsia="Arial"/>
           <w:b/>
           <w:color w:val="000000"/>
           <w:sz w:val="18"/>
@@ -4209,7 +4209,7 @@
       </w:r>
       <w:r>
         <w:rPr>
-          <w:rFonts w:ascii="Arial" w:hAnsi="Arial" w:cs="Arial"/>
+          <w:rFonts w:ascii="Arial" w:hAnsi="Arial" w:cs="Arial" w:eastAsia="Arial"/>
           <w:color w:val="000000"/>
           <w:sz w:val="18"/>
           <w:highlight w:val="lightGray"/>
@@ -4227,7 +4227,7 @@
       </w:pPr>
       <w:r>
         <w:rPr>
-          <w:rFonts w:ascii="Roboto Mono" w:hAnsi="Roboto Mono"/>
+          <w:rFonts w:ascii="Roboto Mono" w:hAnsi="Roboto Mono" w:eastAsia="Roboto Mono"/>
           <w:b/>
           <w:bCs/>
         </w:rPr>
@@ -4304,20 +4304,20 @@
       </w:pPr>
       <w:r>
         <w:rPr>
-          <w:rFonts w:ascii="Roboto Mono" w:hAnsi="Roboto Mono"/>
+          <w:rFonts w:ascii="Roboto Mono" w:hAnsi="Roboto Mono" w:eastAsia="Roboto Mono"/>
         </w:rPr>
         <w:t>Student</w:t>
       </w:r>
       <w:r>
         <w:rPr>
-          <w:rFonts w:ascii="Roboto Mono" w:hAnsi="Roboto Mono"/>
+          <w:rFonts w:ascii="Roboto Mono" w:hAnsi="Roboto Mono" w:eastAsia="Roboto Mono"/>
         </w:rPr>
         <w:br/>
         <w:t>Enrolls In</w:t>
       </w:r>
       <w:r>
         <w:rPr>
-          <w:rFonts w:ascii="Roboto Mono" w:hAnsi="Roboto Mono"/>
+          <w:rFonts w:ascii="Roboto Mono" w:hAnsi="Roboto Mono" w:eastAsia="Roboto Mono"/>
         </w:rPr>
         <w:br/>
         <w:t>Course</w:t>
@@ -4331,7 +4331,7 @@
       </w:pPr>
       <w:r>
         <w:rPr>
-          <w:rFonts w:ascii="Roboto Mono" w:hAnsi="Roboto Mono"/>
+          <w:rFonts w:ascii="Roboto Mono" w:hAnsi="Roboto Mono" w:eastAsia="Roboto Mono"/>
         </w:rPr>
         <w:pict w14:anchorId="3F522471">
           <v:rect id="_x0000_i1040" style="width:0;height:1.5pt" o:hralign="center" o:hrstd="t" o:hr="t" fillcolor="#a0a0a0" stroked="f"/>
@@ -4348,7 +4348,7 @@
       </w:pPr>
       <w:r>
         <w:rPr>
-          <w:rFonts w:ascii="Roboto Mono" w:hAnsi="Roboto Mono"/>
+          <w:rFonts w:ascii="Roboto Mono" w:hAnsi="Roboto Mono" w:eastAsia="Roboto Mono"/>
           <w:b/>
           <w:bCs/>
         </w:rPr>
@@ -4365,7 +4365,7 @@
       </w:pPr>
       <w:r>
         <w:rPr>
-          <w:rFonts w:ascii="Roboto Mono" w:hAnsi="Roboto Mono"/>
+          <w:rFonts w:ascii="Roboto Mono" w:hAnsi="Roboto Mono" w:eastAsia="Roboto Mono"/>
           <w:b/>
           <w:bCs/>
         </w:rPr>
@@ -4563,7 +4563,7 @@
       </w:pPr>
       <w:r>
         <w:rPr>
-          <w:rFonts w:ascii="Roboto Mono" w:hAnsi="Roboto Mono"/>
+          <w:rFonts w:ascii="Roboto Mono" w:hAnsi="Roboto Mono" w:eastAsia="Roboto Mono"/>
         </w:rPr>
         <w:pict w14:anchorId="4D4CD5FF">
           <v:rect id="_x0000_i1041" style="width:0;height:1.5pt" o:hralign="center" o:hrstd="t" o:hr="t" fillcolor="#a0a0a0" stroked="f"/>
@@ -4580,7 +4580,7 @@
       </w:pPr>
       <w:r>
         <w:rPr>
-          <w:rFonts w:ascii="Roboto Mono" w:hAnsi="Roboto Mono"/>
+          <w:rFonts w:ascii="Roboto Mono" w:hAnsi="Roboto Mono" w:eastAsia="Roboto Mono"/>
           <w:b/>
           <w:bCs/>
         </w:rPr>
@@ -4753,7 +4753,7 @@
       </w:pPr>
       <w:r>
         <w:rPr>
-          <w:rFonts w:ascii="Roboto Mono" w:hAnsi="Roboto Mono"/>
+          <w:rFonts w:ascii="Roboto Mono" w:hAnsi="Roboto Mono" w:eastAsia="Roboto Mono"/>
         </w:rPr>
         <w:pict w14:anchorId="17BA7467">
           <v:rect id="_x0000_i1042" style="width:0;height:1.5pt" o:hralign="center" o:hrstd="t" o:hr="t" fillcolor="#a0a0a0" stroked="f"/>
@@ -4770,7 +4770,7 @@
       </w:pPr>
       <w:r>
         <w:rPr>
-          <w:rFonts w:ascii="Roboto Mono" w:hAnsi="Roboto Mono"/>
+          <w:rFonts w:ascii="Roboto Mono" w:hAnsi="Roboto Mono" w:eastAsia="Roboto Mono"/>
           <w:b/>
           <w:bCs/>
         </w:rPr>
@@ -4943,7 +4943,7 @@
       </w:pPr>
       <w:r>
         <w:rPr>
-          <w:rFonts w:ascii="Roboto Mono" w:hAnsi="Roboto Mono"/>
+          <w:rFonts w:ascii="Roboto Mono" w:hAnsi="Roboto Mono" w:eastAsia="Roboto Mono"/>
         </w:rPr>
         <w:pict w14:anchorId="671041F2">
           <v:rect id="_x0000_i1043" style="width:0;height:1.5pt" o:hralign="center" o:hrstd="t" o:hr="t" fillcolor="#a0a0a0" stroked="f"/>
@@ -4958,7 +4958,7 @@
       </w:pPr>
       <w:r>
         <w:rPr>
-          <w:rFonts w:ascii="Roboto Mono" w:hAnsi="Roboto Mono"/>
+          <w:rFonts w:ascii="Roboto Mono" w:hAnsi="Roboto Mono" w:eastAsia="Roboto Mono"/>
         </w:rPr>
         <w:t>Relationship:</w:t>
       </w:r>
@@ -5031,7 +5031,7 @@
       </w:pPr>
       <w:r>
         <w:rPr>
-          <w:rFonts w:ascii="Roboto Mono" w:hAnsi="Roboto Mono"/>
+          <w:rFonts w:ascii="Roboto Mono" w:hAnsi="Roboto Mono" w:eastAsia="Roboto Mono"/>
         </w:rPr>
         <w:t>Students M:N Courses</w:t>
       </w:r>
@@ -5044,7 +5044,7 @@
       </w:pPr>
       <w:r>
         <w:rPr>
-          <w:rFonts w:ascii="Roboto Mono" w:hAnsi="Roboto Mono"/>
+          <w:rFonts w:ascii="Roboto Mono" w:hAnsi="Roboto Mono" w:eastAsia="Roboto Mono"/>
         </w:rPr>
         <w:t>implemented through:</w:t>
       </w:r>
@@ -5117,7 +5117,7 @@
       </w:pPr>
       <w:r>
         <w:rPr>
-          <w:rFonts w:ascii="Roboto Mono" w:hAnsi="Roboto Mono"/>
+          <w:rFonts w:ascii="Roboto Mono" w:hAnsi="Roboto Mono" w:eastAsia="Roboto Mono"/>
         </w:rPr>
         <w:t>Enrollment</w:t>
       </w:r>
@@ -5130,7 +5130,7 @@
       </w:pPr>
       <w:r>
         <w:rPr>
-          <w:rFonts w:ascii="Roboto Mono" w:hAnsi="Roboto Mono"/>
+          <w:rFonts w:ascii="Roboto Mono" w:hAnsi="Roboto Mono" w:eastAsia="Roboto Mono"/>
         </w:rPr>
         <w:pict w14:anchorId="75BED965">
           <v:rect id="_x0000_i1044" style="width:0;height:1.5pt" o:hralign="center" o:hrstd="t" o:hr="t" fillcolor="#a0a0a0" stroked="f"/>
@@ -5161,7 +5161,7 @@
       </w:pPr>
       <w:r>
         <w:rPr>
-          <w:rFonts w:ascii="Arial" w:hAnsi="Arial" w:cs="Arial"/>
+          <w:rFonts w:ascii="Arial" w:hAnsi="Arial" w:cs="Arial" w:eastAsia="Arial"/>
           <w:b/>
           <w:color w:val="000000"/>
           <w:sz w:val="18"/>
@@ -5171,7 +5171,7 @@
       </w:r>
       <w:r>
         <w:rPr>
-          <w:rFonts w:ascii="Arial" w:hAnsi="Arial" w:cs="Arial"/>
+          <w:rFonts w:ascii="Arial" w:hAnsi="Arial" w:cs="Arial" w:eastAsia="Arial"/>
           <w:color w:val="000000"/>
           <w:sz w:val="18"/>
           <w:highlight w:val="lightGray"/>
@@ -5180,7 +5180,7 @@
       </w:r>
       <w:r>
         <w:rPr>
-          <w:rFonts w:ascii="Arial" w:hAnsi="Arial" w:cs="Arial"/>
+          <w:rFonts w:ascii="Arial" w:hAnsi="Arial" w:cs="Arial" w:eastAsia="Arial"/>
           <w:b/>
           <w:color w:val="000000"/>
           <w:sz w:val="18"/>
@@ -5190,7 +5190,7 @@
       </w:r>
       <w:r>
         <w:rPr>
-          <w:rFonts w:ascii="Arial" w:hAnsi="Arial" w:cs="Arial"/>
+          <w:rFonts w:ascii="Arial" w:hAnsi="Arial" w:cs="Arial" w:eastAsia="Arial"/>
           <w:color w:val="000000"/>
           <w:sz w:val="18"/>
           <w:highlight w:val="lightGray"/>
@@ -5199,7 +5199,7 @@
       </w:r>
       <w:r>
         <w:rPr>
-          <w:rFonts w:ascii="Arial" w:hAnsi="Arial" w:cs="Arial"/>
+          <w:rFonts w:ascii="Arial" w:hAnsi="Arial" w:cs="Arial" w:eastAsia="Arial"/>
           <w:b/>
           <w:color w:val="000000"/>
           <w:sz w:val="18"/>
@@ -5209,7 +5209,7 @@
       </w:r>
       <w:r>
         <w:rPr>
-          <w:rFonts w:ascii="Arial" w:hAnsi="Arial" w:cs="Arial"/>
+          <w:rFonts w:ascii="Arial" w:hAnsi="Arial" w:cs="Arial" w:eastAsia="Arial"/>
           <w:color w:val="000000"/>
           <w:sz w:val="18"/>
           <w:highlight w:val="lightGray"/>
@@ -5902,7 +5902,7 @@
       </w:pPr>
       <w:r>
         <w:rPr>
-          <w:rFonts w:ascii="Roboto Mono" w:hAnsi="Roboto Mono"/>
+          <w:rFonts w:ascii="Roboto Mono" w:hAnsi="Roboto Mono" w:eastAsia="Roboto Mono"/>
         </w:rPr>
         <w:pict w14:anchorId="35A6FAE4">
           <v:rect id="_x0000_i1045" style="width:0;height:1.5pt" o:hralign="center" o:hrstd="t" o:hr="t" fillcolor="#a0a0a0" stroked="f"/>
@@ -5934,7 +5934,7 @@
       </w:pPr>
       <w:r>
         <w:rPr>
-          <w:rFonts w:ascii="Arial" w:hAnsi="Arial" w:cs="Arial"/>
+          <w:rFonts w:ascii="Arial" w:hAnsi="Arial" w:cs="Arial" w:eastAsia="Arial"/>
           <w:b/>
           <w:color w:val="000000"/>
           <w:sz w:val="18"/>
@@ -5944,7 +5944,7 @@
       </w:r>
       <w:r>
         <w:rPr>
-          <w:rFonts w:ascii="Arial" w:hAnsi="Arial" w:cs="Arial"/>
+          <w:rFonts w:ascii="Arial" w:hAnsi="Arial" w:cs="Arial" w:eastAsia="Arial"/>
           <w:color w:val="000000"/>
           <w:sz w:val="18"/>
           <w:highlight w:val="lightGray"/>
@@ -5953,7 +5953,7 @@
       </w:r>
       <w:r>
         <w:rPr>
-          <w:rFonts w:ascii="Arial" w:hAnsi="Arial" w:cs="Arial"/>
+          <w:rFonts w:ascii="Arial" w:hAnsi="Arial" w:cs="Arial" w:eastAsia="Arial"/>
           <w:b/>
           <w:color w:val="000000"/>
           <w:sz w:val="18"/>
@@ -5963,7 +5963,7 @@
       </w:r>
       <w:r>
         <w:rPr>
-          <w:rFonts w:ascii="Arial" w:hAnsi="Arial" w:cs="Arial"/>
+          <w:rFonts w:ascii="Arial" w:hAnsi="Arial" w:cs="Arial" w:eastAsia="Arial"/>
           <w:color w:val="000000"/>
           <w:sz w:val="18"/>
           <w:highlight w:val="lightGray"/>
@@ -5972,7 +5972,7 @@
       </w:r>
       <w:r>
         <w:rPr>
-          <w:rFonts w:ascii="Arial" w:hAnsi="Arial" w:cs="Arial"/>
+          <w:rFonts w:ascii="Arial" w:hAnsi="Arial" w:cs="Arial" w:eastAsia="Arial"/>
           <w:b/>
           <w:color w:val="000000"/>
           <w:sz w:val="18"/>
@@ -5982,7 +5982,7 @@
       </w:r>
       <w:r>
         <w:rPr>
-          <w:rFonts w:ascii="Arial" w:hAnsi="Arial" w:cs="Arial"/>
+          <w:rFonts w:ascii="Arial" w:hAnsi="Arial" w:cs="Arial" w:eastAsia="Arial"/>
           <w:color w:val="000000"/>
           <w:sz w:val="18"/>
           <w:highlight w:val="lightGray"/>
@@ -6539,7 +6539,7 @@
       </w:pPr>
       <w:r>
         <w:rPr>
-          <w:rFonts w:ascii="Roboto Mono" w:hAnsi="Roboto Mono"/>
+          <w:rFonts w:ascii="Roboto Mono" w:hAnsi="Roboto Mono" w:eastAsia="Roboto Mono"/>
         </w:rPr>
         <w:pict w14:anchorId="61F3D8C3">
           <v:rect id="_x0000_i1046" style="width:0;height:1.5pt" o:hralign="center" o:hrstd="t" o:hr="t" fillcolor="#a0a0a0" stroked="f"/>
@@ -6563,7 +6563,7 @@
     <w:p>
       <w:r>
         <w:rPr>
-          <w:rFonts w:ascii="Arial" w:hAnsi="Arial" w:cs="Arial"/>
+          <w:rFonts w:ascii="Arial" w:hAnsi="Arial" w:cs="Arial" w:eastAsia="Arial"/>
           <w:b/>
           <w:color w:val="000000"/>
           <w:sz w:val="18"/>
@@ -6573,7 +6573,7 @@
       </w:r>
       <w:r>
         <w:rPr>
-          <w:rFonts w:ascii="Arial" w:hAnsi="Arial" w:cs="Arial"/>
+          <w:rFonts w:ascii="Arial" w:hAnsi="Arial" w:cs="Arial" w:eastAsia="Arial"/>
           <w:color w:val="000000"/>
           <w:sz w:val="18"/>
           <w:highlight w:val="lightGray"/>
@@ -6582,7 +6582,7 @@
       </w:r>
       <w:r>
         <w:rPr>
-          <w:rFonts w:ascii="Arial" w:hAnsi="Arial" w:cs="Arial"/>
+          <w:rFonts w:ascii="Arial" w:hAnsi="Arial" w:cs="Arial" w:eastAsia="Arial"/>
           <w:b/>
           <w:color w:val="000000"/>
           <w:sz w:val="18"/>
@@ -6592,7 +6592,7 @@
       </w:r>
       <w:r>
         <w:rPr>
-          <w:rFonts w:ascii="Arial" w:hAnsi="Arial" w:cs="Arial"/>
+          <w:rFonts w:ascii="Arial" w:hAnsi="Arial" w:cs="Arial" w:eastAsia="Arial"/>
           <w:color w:val="000000"/>
           <w:sz w:val="18"/>
           <w:highlight w:val="lightGray"/>
@@ -6601,7 +6601,7 @@
       </w:r>
       <w:r>
         <w:rPr>
-          <w:rFonts w:ascii="Arial" w:hAnsi="Arial" w:cs="Arial"/>
+          <w:rFonts w:ascii="Arial" w:hAnsi="Arial" w:cs="Arial" w:eastAsia="Arial"/>
           <w:b/>
           <w:color w:val="000000"/>
           <w:sz w:val="18"/>
@@ -6611,7 +6611,7 @@
       </w:r>
       <w:r>
         <w:rPr>
-          <w:rFonts w:ascii="Arial" w:hAnsi="Arial" w:cs="Arial"/>
+          <w:rFonts w:ascii="Arial" w:hAnsi="Arial" w:cs="Arial" w:eastAsia="Arial"/>
           <w:color w:val="000000"/>
           <w:sz w:val="18"/>
           <w:highlight w:val="lightGray"/>
@@ -6630,7 +6630,7 @@
       </w:pPr>
       <w:r>
         <w:rPr>
-          <w:rFonts w:ascii="Roboto Mono" w:hAnsi="Roboto Mono"/>
+          <w:rFonts w:ascii="Roboto Mono" w:hAnsi="Roboto Mono" w:eastAsia="Roboto Mono"/>
           <w:b/>
           <w:bCs/>
         </w:rPr>
@@ -6707,20 +6707,20 @@
       </w:pPr>
       <w:r>
         <w:rPr>
-          <w:rFonts w:ascii="Roboto Mono" w:hAnsi="Roboto Mono"/>
+          <w:rFonts w:ascii="Roboto Mono" w:hAnsi="Roboto Mono" w:eastAsia="Roboto Mono"/>
         </w:rPr>
         <w:t>Customer</w:t>
       </w:r>
       <w:r>
         <w:rPr>
-          <w:rFonts w:ascii="Roboto Mono" w:hAnsi="Roboto Mono"/>
+          <w:rFonts w:ascii="Roboto Mono" w:hAnsi="Roboto Mono" w:eastAsia="Roboto Mono"/>
         </w:rPr>
         <w:br/>
         <w:t>Places</w:t>
       </w:r>
       <w:r>
         <w:rPr>
-          <w:rFonts w:ascii="Roboto Mono" w:hAnsi="Roboto Mono"/>
+          <w:rFonts w:ascii="Roboto Mono" w:hAnsi="Roboto Mono" w:eastAsia="Roboto Mono"/>
         </w:rPr>
         <w:br/>
         <w:t>Order</w:t>
@@ -6734,7 +6734,7 @@
       </w:pPr>
       <w:r>
         <w:rPr>
-          <w:rFonts w:ascii="Roboto Mono" w:hAnsi="Roboto Mono"/>
+          <w:rFonts w:ascii="Roboto Mono" w:hAnsi="Roboto Mono" w:eastAsia="Roboto Mono"/>
         </w:rPr>
         <w:pict w14:anchorId="62CFAC2C">
           <v:rect id="_x0000_i1047" style="width:0;height:1.5pt" o:hralign="center" o:hrstd="t" o:hr="t" fillcolor="#a0a0a0" stroked="f"/>
@@ -6752,7 +6752,7 @@
       </w:pPr>
       <w:r>
         <w:rPr>
-          <w:rFonts w:ascii="Roboto Mono" w:hAnsi="Roboto Mono"/>
+          <w:rFonts w:ascii="Roboto Mono" w:hAnsi="Roboto Mono" w:eastAsia="Roboto Mono"/>
           <w:b/>
           <w:bCs/>
         </w:rPr>
@@ -6829,61 +6829,61 @@
       </w:pPr>
       <w:r>
         <w:rPr>
-          <w:rFonts w:ascii="Roboto Mono" w:hAnsi="Roboto Mono"/>
+          <w:rFonts w:ascii="Roboto Mono" w:hAnsi="Roboto Mono" w:eastAsia="Roboto Mono"/>
         </w:rPr>
         <w:t>Customers</w:t>
       </w:r>
       <w:r>
         <w:rPr>
-          <w:rFonts w:ascii="Roboto Mono" w:hAnsi="Roboto Mono"/>
+          <w:rFonts w:ascii="Roboto Mono" w:hAnsi="Roboto Mono" w:eastAsia="Roboto Mono"/>
         </w:rPr>
         <w:br/>
         <w:t>---------</w:t>
       </w:r>
       <w:r>
         <w:rPr>
-          <w:rFonts w:ascii="Roboto Mono" w:hAnsi="Roboto Mono"/>
+          <w:rFonts w:ascii="Roboto Mono" w:hAnsi="Roboto Mono" w:eastAsia="Roboto Mono"/>
         </w:rPr>
         <w:br/>
         <w:t>CustomerID</w:t>
       </w:r>
       <w:r>
         <w:rPr>
-          <w:rFonts w:ascii="Roboto Mono" w:hAnsi="Roboto Mono"/>
+          <w:rFonts w:ascii="Roboto Mono" w:hAnsi="Roboto Mono" w:eastAsia="Roboto Mono"/>
         </w:rPr>
         <w:br/>
         <w:t>Name</w:t>
       </w:r>
       <w:r>
         <w:rPr>
-          <w:rFonts w:ascii="Roboto Mono" w:hAnsi="Roboto Mono"/>
+          <w:rFonts w:ascii="Roboto Mono" w:hAnsi="Roboto Mono" w:eastAsia="Roboto Mono"/>
         </w:rPr>
         <w:br/>
       </w:r>
       <w:r>
         <w:rPr>
-          <w:rFonts w:ascii="Roboto Mono" w:hAnsi="Roboto Mono"/>
+          <w:rFonts w:ascii="Roboto Mono" w:hAnsi="Roboto Mono" w:eastAsia="Roboto Mono"/>
         </w:rPr>
         <w:br/>
         <w:t>Orders</w:t>
       </w:r>
       <w:r>
         <w:rPr>
-          <w:rFonts w:ascii="Roboto Mono" w:hAnsi="Roboto Mono"/>
+          <w:rFonts w:ascii="Roboto Mono" w:hAnsi="Roboto Mono" w:eastAsia="Roboto Mono"/>
         </w:rPr>
         <w:br/>
         <w:t>------</w:t>
       </w:r>
       <w:r>
         <w:rPr>
-          <w:rFonts w:ascii="Roboto Mono" w:hAnsi="Roboto Mono"/>
+          <w:rFonts w:ascii="Roboto Mono" w:hAnsi="Roboto Mono" w:eastAsia="Roboto Mono"/>
         </w:rPr>
         <w:br/>
         <w:t>OrderID</w:t>
       </w:r>
       <w:r>
         <w:rPr>
-          <w:rFonts w:ascii="Roboto Mono" w:hAnsi="Roboto Mono"/>
+          <w:rFonts w:ascii="Roboto Mono" w:hAnsi="Roboto Mono" w:eastAsia="Roboto Mono"/>
         </w:rPr>
         <w:br/>
         <w:t>CustomerID</w:t>
@@ -6897,7 +6897,7 @@
       </w:pPr>
       <w:r>
         <w:rPr>
-          <w:rFonts w:ascii="Roboto Mono" w:hAnsi="Roboto Mono"/>
+          <w:rFonts w:ascii="Roboto Mono" w:hAnsi="Roboto Mono" w:eastAsia="Roboto Mono"/>
         </w:rPr>
         <w:pict w14:anchorId="540CED13">
           <v:rect id="_x0000_i1048" style="width:0;height:1.5pt" o:hralign="center" o:hrstd="t" o:hr="t" fillcolor="#a0a0a0" stroked="f"/>
@@ -6915,7 +6915,7 @@
       </w:pPr>
       <w:r>
         <w:rPr>
-          <w:rFonts w:ascii="Roboto Mono" w:hAnsi="Roboto Mono"/>
+          <w:rFonts w:ascii="Roboto Mono" w:hAnsi="Roboto Mono" w:eastAsia="Roboto Mono"/>
           <w:b/>
           <w:bCs/>
         </w:rPr>
@@ -6992,27 +6992,27 @@
       </w:pPr>
       <w:r>
         <w:rPr>
-          <w:rFonts w:ascii="Roboto Mono" w:hAnsi="Roboto Mono"/>
+          <w:rFonts w:ascii="Roboto Mono" w:hAnsi="Roboto Mono" w:eastAsia="Roboto Mono"/>
         </w:rPr>
         <w:t>CREATE TABLE Customers (</w:t>
       </w:r>
       <w:r>
         <w:rPr>
-          <w:rFonts w:ascii="Roboto Mono" w:hAnsi="Roboto Mono"/>
+          <w:rFonts w:ascii="Roboto Mono" w:hAnsi="Roboto Mono" w:eastAsia="Roboto Mono"/>
         </w:rPr>
         <w:br/>
         <w:t xml:space="preserve">    CustomerID INT PRIMARY KEY,</w:t>
       </w:r>
       <w:r>
         <w:rPr>
-          <w:rFonts w:ascii="Roboto Mono" w:hAnsi="Roboto Mono"/>
+          <w:rFonts w:ascii="Roboto Mono" w:hAnsi="Roboto Mono" w:eastAsia="Roboto Mono"/>
         </w:rPr>
         <w:br/>
         <w:t xml:space="preserve">    Name VARCHAR(100)</w:t>
       </w:r>
       <w:r>
         <w:rPr>
-          <w:rFonts w:ascii="Roboto Mono" w:hAnsi="Roboto Mono"/>
+          <w:rFonts w:ascii="Roboto Mono" w:hAnsi="Roboto Mono" w:eastAsia="Roboto Mono"/>
         </w:rPr>
         <w:br/>
         <w:t>);</w:t>
@@ -7026,7 +7026,7 @@
       </w:pPr>
       <w:r>
         <w:rPr>
-          <w:rFonts w:ascii="Roboto Mono" w:hAnsi="Roboto Mono"/>
+          <w:rFonts w:ascii="Roboto Mono" w:hAnsi="Roboto Mono" w:eastAsia="Roboto Mono"/>
         </w:rPr>
         <w:pict w14:anchorId="0EEFCA9F">
           <v:rect id="_x0000_i1049" style="width:0;height:1.5pt" o:hralign="center" o:hrstd="t" o:hr="t" fillcolor="#a0a0a0" stroked="f"/>
@@ -7050,7 +7050,7 @@
     <w:p>
       <w:r>
         <w:rPr>
-          <w:rFonts w:ascii="Arial" w:hAnsi="Arial" w:cs="Arial"/>
+          <w:rFonts w:ascii="Arial" w:hAnsi="Arial" w:cs="Arial" w:eastAsia="Arial"/>
           <w:b/>
           <w:color w:val="000000"/>
           <w:sz w:val="18"/>
@@ -7060,7 +7060,7 @@
       </w:r>
       <w:r>
         <w:rPr>
-          <w:rFonts w:ascii="Arial" w:hAnsi="Arial" w:cs="Arial"/>
+          <w:rFonts w:ascii="Arial" w:hAnsi="Arial" w:cs="Arial" w:eastAsia="Arial"/>
           <w:color w:val="000000"/>
           <w:sz w:val="18"/>
           <w:highlight w:val="lightGray"/>
@@ -7069,7 +7069,7 @@
       </w:r>
       <w:r>
         <w:rPr>
-          <w:rFonts w:ascii="Arial" w:hAnsi="Arial" w:cs="Arial"/>
+          <w:rFonts w:ascii="Arial" w:hAnsi="Arial" w:cs="Arial" w:eastAsia="Arial"/>
           <w:b/>
           <w:color w:val="000000"/>
           <w:sz w:val="18"/>
@@ -7079,7 +7079,7 @@
       </w:r>
       <w:r>
         <w:rPr>
-          <w:rFonts w:ascii="Arial" w:hAnsi="Arial" w:cs="Arial"/>
+          <w:rFonts w:ascii="Arial" w:hAnsi="Arial" w:cs="Arial" w:eastAsia="Arial"/>
           <w:color w:val="000000"/>
           <w:sz w:val="18"/>
           <w:highlight w:val="lightGray"/>
@@ -7088,7 +7088,7 @@
       </w:r>
       <w:r>
         <w:rPr>
-          <w:rFonts w:ascii="Arial" w:hAnsi="Arial" w:cs="Arial"/>
+          <w:rFonts w:ascii="Arial" w:hAnsi="Arial" w:cs="Arial" w:eastAsia="Arial"/>
           <w:b/>
           <w:color w:val="000000"/>
           <w:sz w:val="18"/>
@@ -7098,7 +7098,7 @@
       </w:r>
       <w:r>
         <w:rPr>
-          <w:rFonts w:ascii="Arial" w:hAnsi="Arial" w:cs="Arial"/>
+          <w:rFonts w:ascii="Arial" w:hAnsi="Arial" w:cs="Arial" w:eastAsia="Arial"/>
           <w:color w:val="000000"/>
           <w:sz w:val="18"/>
           <w:highlight w:val="lightGray"/>
@@ -7114,7 +7114,7 @@
       </w:pPr>
       <w:r>
         <w:rPr>
-          <w:rFonts w:ascii="Roboto Mono" w:hAnsi="Roboto Mono"/>
+          <w:rFonts w:ascii="Roboto Mono" w:hAnsi="Roboto Mono" w:eastAsia="Roboto Mono"/>
         </w:rPr>
         <w:t>Think of building a house.</w:t>
       </w:r>
@@ -7130,7 +7130,7 @@
       </w:pPr>
       <w:r>
         <w:rPr>
-          <w:rFonts w:ascii="Roboto Mono" w:hAnsi="Roboto Mono"/>
+          <w:rFonts w:ascii="Roboto Mono" w:hAnsi="Roboto Mono" w:eastAsia="Roboto Mono"/>
           <w:b/>
           <w:bCs/>
         </w:rPr>
@@ -7207,20 +7207,20 @@
       </w:pPr>
       <w:r>
         <w:rPr>
-          <w:rFonts w:ascii="Roboto Mono" w:hAnsi="Roboto Mono"/>
+          <w:rFonts w:ascii="Roboto Mono" w:hAnsi="Roboto Mono" w:eastAsia="Roboto Mono"/>
         </w:rPr>
         <w:t>Kitchen</w:t>
       </w:r>
       <w:r>
         <w:rPr>
-          <w:rFonts w:ascii="Roboto Mono" w:hAnsi="Roboto Mono"/>
+          <w:rFonts w:ascii="Roboto Mono" w:hAnsi="Roboto Mono" w:eastAsia="Roboto Mono"/>
         </w:rPr>
         <w:br/>
         <w:t>Bedroom</w:t>
       </w:r>
       <w:r>
         <w:rPr>
-          <w:rFonts w:ascii="Roboto Mono" w:hAnsi="Roboto Mono"/>
+          <w:rFonts w:ascii="Roboto Mono" w:hAnsi="Roboto Mono" w:eastAsia="Roboto Mono"/>
         </w:rPr>
         <w:br/>
         <w:t>Bathroom</w:t>
@@ -7234,7 +7234,7 @@
       </w:pPr>
       <w:r>
         <w:rPr>
-          <w:rFonts w:ascii="Roboto Mono" w:hAnsi="Roboto Mono"/>
+          <w:rFonts w:ascii="Roboto Mono" w:hAnsi="Roboto Mono" w:eastAsia="Roboto Mono"/>
         </w:rPr>
         <w:pict w14:anchorId="203CEBA3">
           <v:rect id="_x0000_i1050" style="width:0;height:1.5pt" o:hralign="center" o:hrstd="t" o:hr="t" fillcolor="#a0a0a0" stroked="f"/>
@@ -7252,7 +7252,7 @@
       </w:pPr>
       <w:r>
         <w:rPr>
-          <w:rFonts w:ascii="Roboto Mono" w:hAnsi="Roboto Mono"/>
+          <w:rFonts w:ascii="Roboto Mono" w:hAnsi="Roboto Mono" w:eastAsia="Roboto Mono"/>
           <w:b/>
           <w:bCs/>
         </w:rPr>
@@ -7329,20 +7329,20 @@
       </w:pPr>
       <w:r>
         <w:rPr>
-          <w:rFonts w:ascii="Roboto Mono" w:hAnsi="Roboto Mono"/>
+          <w:rFonts w:ascii="Roboto Mono" w:hAnsi="Roboto Mono" w:eastAsia="Roboto Mono"/>
         </w:rPr>
         <w:t>Kitchen = 4m × 5m</w:t>
       </w:r>
       <w:r>
         <w:rPr>
-          <w:rFonts w:ascii="Roboto Mono" w:hAnsi="Roboto Mono"/>
+          <w:rFonts w:ascii="Roboto Mono" w:hAnsi="Roboto Mono" w:eastAsia="Roboto Mono"/>
         </w:rPr>
         <w:br/>
         <w:t>Bedroom = 5m × 6m</w:t>
       </w:r>
       <w:r>
         <w:rPr>
-          <w:rFonts w:ascii="Roboto Mono" w:hAnsi="Roboto Mono"/>
+          <w:rFonts w:ascii="Roboto Mono" w:hAnsi="Roboto Mono" w:eastAsia="Roboto Mono"/>
         </w:rPr>
         <w:br/>
         <w:t>Bathroom = 2m × 3m</w:t>
@@ -7356,7 +7356,7 @@
       </w:pPr>
       <w:r>
         <w:rPr>
-          <w:rFonts w:ascii="Roboto Mono" w:hAnsi="Roboto Mono"/>
+          <w:rFonts w:ascii="Roboto Mono" w:hAnsi="Roboto Mono" w:eastAsia="Roboto Mono"/>
         </w:rPr>
         <w:t>You define the structure but not the construction materials.</w:t>
       </w:r>
@@ -7369,7 +7369,7 @@
       </w:pPr>
       <w:r>
         <w:rPr>
-          <w:rFonts w:ascii="Roboto Mono" w:hAnsi="Roboto Mono"/>
+          <w:rFonts w:ascii="Roboto Mono" w:hAnsi="Roboto Mono" w:eastAsia="Roboto Mono"/>
         </w:rPr>
         <w:pict w14:anchorId="5C2896B1">
           <v:rect id="_x0000_i1051" style="width:0;height:1.5pt" o:hralign="center" o:hrstd="t" o:hr="t" fillcolor="#a0a0a0" stroked="f"/>
@@ -7387,7 +7387,7 @@
       </w:pPr>
       <w:r>
         <w:rPr>
-          <w:rFonts w:ascii="Roboto Mono" w:hAnsi="Roboto Mono"/>
+          <w:rFonts w:ascii="Roboto Mono" w:hAnsi="Roboto Mono" w:eastAsia="Roboto Mono"/>
           <w:b/>
           <w:bCs/>
         </w:rPr>
@@ -7464,20 +7464,20 @@
       </w:pPr>
       <w:r>
         <w:rPr>
-          <w:rFonts w:ascii="Roboto Mono" w:hAnsi="Roboto Mono"/>
+          <w:rFonts w:ascii="Roboto Mono" w:hAnsi="Roboto Mono" w:eastAsia="Roboto Mono"/>
         </w:rPr>
         <w:t>Concrete type</w:t>
       </w:r>
       <w:r>
         <w:rPr>
-          <w:rFonts w:ascii="Roboto Mono" w:hAnsi="Roboto Mono"/>
+          <w:rFonts w:ascii="Roboto Mono" w:hAnsi="Roboto Mono" w:eastAsia="Roboto Mono"/>
         </w:rPr>
         <w:br/>
         <w:t>Brick type</w:t>
       </w:r>
       <w:r>
         <w:rPr>
-          <w:rFonts w:ascii="Roboto Mono" w:hAnsi="Roboto Mono"/>
+          <w:rFonts w:ascii="Roboto Mono" w:hAnsi="Roboto Mono" w:eastAsia="Roboto Mono"/>
         </w:rPr>
         <w:br/>
         <w:t>Electrical wiring</w:t>
@@ -7491,7 +7491,7 @@
       </w:pPr>
       <w:r>
         <w:rPr>
-          <w:rFonts w:ascii="Roboto Mono" w:hAnsi="Roboto Mono"/>
+          <w:rFonts w:ascii="Roboto Mono" w:hAnsi="Roboto Mono" w:eastAsia="Roboto Mono"/>
         </w:rPr>
         <w:t>Actual implementation details.</w:t>
       </w:r>
@@ -7504,7 +7504,7 @@
       </w:pPr>
       <w:r>
         <w:rPr>
-          <w:rFonts w:ascii="Roboto Mono" w:hAnsi="Roboto Mono"/>
+          <w:rFonts w:ascii="Roboto Mono" w:hAnsi="Roboto Mono" w:eastAsia="Roboto Mono"/>
         </w:rPr>
         <w:pict w14:anchorId="1C29F346">
           <v:rect id="_x0000_i1052" style="width:0;height:1.5pt" o:hralign="center" o:hrstd="t" o:hr="t" fillcolor="#a0a0a0" stroked="f"/>
@@ -7528,7 +7528,7 @@
     <w:p>
       <w:r>
         <w:rPr>
-          <w:rFonts w:ascii="Arial" w:hAnsi="Arial" w:cs="Arial"/>
+          <w:rFonts w:ascii="Arial" w:hAnsi="Arial" w:cs="Arial" w:eastAsia="Arial"/>
           <w:b/>
           <w:color w:val="000000"/>
           <w:sz w:val="18"/>
@@ -7538,7 +7538,7 @@
       </w:r>
       <w:r>
         <w:rPr>
-          <w:rFonts w:ascii="Arial" w:hAnsi="Arial" w:cs="Arial"/>
+          <w:rFonts w:ascii="Arial" w:hAnsi="Arial" w:cs="Arial" w:eastAsia="Arial"/>
           <w:color w:val="000000"/>
           <w:sz w:val="18"/>
           <w:highlight w:val="lightGray"/>
@@ -7547,7 +7547,7 @@
       </w:r>
       <w:r>
         <w:rPr>
-          <w:rFonts w:ascii="Arial" w:hAnsi="Arial" w:cs="Arial"/>
+          <w:rFonts w:ascii="Arial" w:hAnsi="Arial" w:cs="Arial" w:eastAsia="Arial"/>
           <w:b/>
           <w:color w:val="000000"/>
           <w:sz w:val="18"/>
@@ -7557,7 +7557,7 @@
       </w:r>
       <w:r>
         <w:rPr>
-          <w:rFonts w:ascii="Arial" w:hAnsi="Arial" w:cs="Arial"/>
+          <w:rFonts w:ascii="Arial" w:hAnsi="Arial" w:cs="Arial" w:eastAsia="Arial"/>
           <w:color w:val="000000"/>
           <w:sz w:val="18"/>
           <w:highlight w:val="lightGray"/>
@@ -7566,7 +7566,7 @@
       </w:r>
       <w:r>
         <w:rPr>
-          <w:rFonts w:ascii="Arial" w:hAnsi="Arial" w:cs="Arial"/>
+          <w:rFonts w:ascii="Arial" w:hAnsi="Arial" w:cs="Arial" w:eastAsia="Arial"/>
           <w:b/>
           <w:color w:val="000000"/>
           <w:sz w:val="18"/>
@@ -7576,7 +7576,7 @@
       </w:r>
       <w:r>
         <w:rPr>
-          <w:rFonts w:ascii="Arial" w:hAnsi="Arial" w:cs="Arial"/>
+          <w:rFonts w:ascii="Arial" w:hAnsi="Arial" w:cs="Arial" w:eastAsia="Arial"/>
           <w:color w:val="000000"/>
           <w:sz w:val="18"/>
           <w:highlight w:val="lightGray"/>
@@ -7592,13 +7592,13 @@
       </w:pPr>
       <w:r>
         <w:rPr>
-          <w:rFonts w:ascii="Roboto Mono" w:hAnsi="Roboto Mono"/>
+          <w:rFonts w:ascii="Roboto Mono" w:hAnsi="Roboto Mono" w:eastAsia="Roboto Mono"/>
         </w:rPr>
         <w:t xml:space="preserve">A </w:t>
       </w:r>
       <w:r>
         <w:rPr>
-          <w:rFonts w:ascii="Roboto Mono" w:hAnsi="Roboto Mono"/>
+          <w:rFonts w:ascii="Roboto Mono" w:hAnsi="Roboto Mono" w:eastAsia="Roboto Mono"/>
           <w:b/>
           <w:bCs/>
         </w:rPr>
@@ -7606,13 +7606,13 @@
       </w:r>
       <w:r>
         <w:rPr>
-          <w:rFonts w:ascii="Roboto Mono" w:hAnsi="Roboto Mono"/>
+          <w:rFonts w:ascii="Roboto Mono" w:hAnsi="Roboto Mono" w:eastAsia="Roboto Mono"/>
         </w:rPr>
         <w:t xml:space="preserve"> is a detailed representation of data that defines </w:t>
       </w:r>
       <w:r>
         <w:rPr>
-          <w:rFonts w:ascii="Roboto Mono" w:hAnsi="Roboto Mono"/>
+          <w:rFonts w:ascii="Roboto Mono" w:hAnsi="Roboto Mono" w:eastAsia="Roboto Mono"/>
           <w:b/>
           <w:bCs/>
         </w:rPr>
@@ -7620,7 +7620,7 @@
       </w:r>
       <w:r>
         <w:rPr>
-          <w:rFonts w:ascii="Roboto Mono" w:hAnsi="Roboto Mono"/>
+          <w:rFonts w:ascii="Roboto Mono" w:hAnsi="Roboto Mono" w:eastAsia="Roboto Mono"/>
         </w:rPr>
         <w:t xml:space="preserve"> without focusing on a specific database system. It bridges the gap between business requirements (Conceptual Model) and actual database implementation (Physical Model).</w:t>
       </w:r>

--- a/Knowledge/3-Work knowledge/1-Software Engineering/2-General Technologies/9-Databases/5-My Source/1-Intro to Databases/1-Data Models/2-Levels of Data Models/2-Logical Data Model.docx
+++ b/Knowledge/3-Work knowledge/1-Software Engineering/2-General Technologies/9-Databases/5-My Source/1-Intro to Databases/1-Data Models/2-Levels of Data Models/2-Logical Data Model.docx
@@ -7,6 +7,9 @@
         <w:pStyle w:val="Heading1"/>
       </w:pPr>
       <w:r>
+        <w:rPr>
+          <w:rFonts w:ascii="Calibri Light" w:hAnsi="Calibri Light" w:eastAsia="Calibri Light"/>
+        </w:rPr>
         <w:t>Logical Data Model</w:t>
       </w:r>
     </w:p>
@@ -16,11 +19,14 @@
       </w:pPr>
       <w:r>
         <w:rPr>
-          <w:rFonts w:ascii="Segoe UI Emoji" w:hAnsi="Segoe UI Emoji" w:cs="Segoe UI Emoji"/>
+          <w:rFonts w:ascii="Calibri Light" w:hAnsi="Calibri Light" w:cs="Segoe UI Emoji" w:eastAsia="Calibri Light"/>
         </w:rPr>
         <w:t>🌟</w:t>
       </w:r>
       <w:r>
+        <w:rPr>
+          <w:rFonts w:ascii="Calibri Light" w:hAnsi="Calibri Light" w:eastAsia="Calibri Light"/>
+        </w:rPr>
         <w:t xml:space="preserve"> Definition</w:t>
       </w:r>
     </w:p>
@@ -273,11 +279,14 @@
       </w:pPr>
       <w:r>
         <w:rPr>
-          <w:rFonts w:ascii="Segoe UI Emoji" w:hAnsi="Segoe UI Emoji" w:cs="Segoe UI Emoji"/>
+          <w:rFonts w:ascii="Calibri Light" w:hAnsi="Calibri Light" w:cs="Segoe UI Emoji" w:eastAsia="Calibri Light"/>
         </w:rPr>
         <w:t>🎯</w:t>
       </w:r>
       <w:r>
+        <w:rPr>
+          <w:rFonts w:ascii="Calibri Light" w:hAnsi="Calibri Light" w:eastAsia="Calibri Light"/>
+        </w:rPr>
         <w:t xml:space="preserve"> Purpose</w:t>
       </w:r>
     </w:p>
@@ -459,11 +468,14 @@
       </w:pPr>
       <w:r>
         <w:rPr>
-          <w:rFonts w:ascii="Segoe UI Emoji" w:hAnsi="Segoe UI Emoji" w:cs="Segoe UI Emoji"/>
+          <w:rFonts w:ascii="Calibri Light" w:hAnsi="Calibri Light" w:cs="Segoe UI Emoji" w:eastAsia="Calibri Light"/>
         </w:rPr>
         <w:t>🧠</w:t>
       </w:r>
       <w:r>
+        <w:rPr>
+          <w:rFonts w:ascii="Calibri Light" w:hAnsi="Calibri Light" w:eastAsia="Calibri Light"/>
+        </w:rPr>
         <w:t xml:space="preserve"> Key Question</w:t>
       </w:r>
     </w:p>
@@ -719,11 +731,14 @@
       </w:pPr>
       <w:r>
         <w:rPr>
-          <w:rFonts w:ascii="Segoe UI Emoji" w:hAnsi="Segoe UI Emoji" w:cs="Segoe UI Emoji"/>
+          <w:rFonts w:ascii="Calibri Light" w:hAnsi="Calibri Light" w:cs="Segoe UI Emoji" w:eastAsia="Calibri Light"/>
         </w:rPr>
         <w:t>🔄</w:t>
       </w:r>
       <w:r>
+        <w:rPr>
+          <w:rFonts w:ascii="Calibri Light" w:hAnsi="Calibri Light" w:eastAsia="Calibri Light"/>
+        </w:rPr>
         <w:t xml:space="preserve"> From Conceptual to Logical</w:t>
       </w:r>
     </w:p>
@@ -1107,11 +1122,14 @@
       </w:pPr>
       <w:r>
         <w:rPr>
-          <w:rFonts w:ascii="Segoe UI Emoji" w:hAnsi="Segoe UI Emoji" w:cs="Segoe UI Emoji"/>
+          <w:rFonts w:ascii="Calibri Light" w:hAnsi="Calibri Light" w:cs="Segoe UI Emoji" w:eastAsia="Calibri Light"/>
         </w:rPr>
         <w:t>📚</w:t>
       </w:r>
       <w:r>
+        <w:rPr>
+          <w:rFonts w:ascii="Calibri Light" w:hAnsi="Calibri Light" w:eastAsia="Calibri Light"/>
+        </w:rPr>
         <w:t xml:space="preserve"> Online Store Example</w:t>
       </w:r>
     </w:p>
@@ -2218,11 +2236,14 @@
       </w:pPr>
       <w:r>
         <w:rPr>
-          <w:rFonts w:ascii="Segoe UI Emoji" w:hAnsi="Segoe UI Emoji" w:cs="Segoe UI Emoji"/>
+          <w:rFonts w:ascii="Calibri Light" w:hAnsi="Calibri Light" w:cs="Segoe UI Emoji" w:eastAsia="Calibri Light"/>
         </w:rPr>
         <w:t>🧩</w:t>
       </w:r>
       <w:r>
+        <w:rPr>
+          <w:rFonts w:ascii="Calibri Light" w:hAnsi="Calibri Light" w:eastAsia="Calibri Light"/>
+        </w:rPr>
         <w:t xml:space="preserve"> Main Components</w:t>
       </w:r>
     </w:p>
@@ -3068,11 +3089,14 @@
       </w:pPr>
       <w:r>
         <w:rPr>
-          <w:rFonts w:ascii="Segoe UI Emoji" w:hAnsi="Segoe UI Emoji" w:cs="Segoe UI Emoji"/>
+          <w:rFonts w:ascii="Calibri Light" w:hAnsi="Calibri Light" w:cs="Segoe UI Emoji" w:eastAsia="Calibri Light"/>
         </w:rPr>
         <w:t>📊</w:t>
       </w:r>
       <w:r>
+        <w:rPr>
+          <w:rFonts w:ascii="Calibri Light" w:hAnsi="Calibri Light" w:eastAsia="Calibri Light"/>
+        </w:rPr>
         <w:t xml:space="preserve"> Logical ER Diagram</w:t>
       </w:r>
     </w:p>
@@ -3367,11 +3391,14 @@
       </w:pPr>
       <w:r>
         <w:rPr>
-          <w:rFonts w:ascii="Segoe UI Emoji" w:hAnsi="Segoe UI Emoji" w:cs="Segoe UI Emoji"/>
+          <w:rFonts w:ascii="Calibri Light" w:hAnsi="Calibri Light" w:cs="Segoe UI Emoji" w:eastAsia="Calibri Light"/>
         </w:rPr>
         <w:t>🔢</w:t>
       </w:r>
       <w:r>
+        <w:rPr>
+          <w:rFonts w:ascii="Calibri Light" w:hAnsi="Calibri Light" w:eastAsia="Calibri Light"/>
+        </w:rPr>
         <w:t xml:space="preserve"> Characteristics of a Logical Model</w:t>
       </w:r>
     </w:p>
@@ -3570,11 +3597,14 @@
       </w:pPr>
       <w:r>
         <w:rPr>
-          <w:rFonts w:ascii="Segoe UI Emoji" w:hAnsi="Segoe UI Emoji" w:cs="Segoe UI Emoji"/>
+          <w:rFonts w:ascii="Calibri Light" w:hAnsi="Calibri Light" w:cs="Segoe UI Emoji" w:eastAsia="Calibri Light"/>
         </w:rPr>
         <w:t>❌</w:t>
       </w:r>
       <w:r>
+        <w:rPr>
+          <w:rFonts w:ascii="Calibri Light" w:hAnsi="Calibri Light" w:eastAsia="Calibri Light"/>
+        </w:rPr>
         <w:t xml:space="preserve"> What is NOT Included?</w:t>
       </w:r>
     </w:p>
@@ -4150,11 +4180,14 @@
       </w:pPr>
       <w:r>
         <w:rPr>
-          <w:rFonts w:ascii="Segoe UI Emoji" w:hAnsi="Segoe UI Emoji" w:cs="Segoe UI Emoji"/>
+          <w:rFonts w:ascii="Calibri Light" w:hAnsi="Calibri Light" w:cs="Segoe UI Emoji" w:eastAsia="Calibri Light"/>
         </w:rPr>
         <w:t>🌍</w:t>
       </w:r>
       <w:r>
+        <w:rPr>
+          <w:rFonts w:ascii="Calibri Light" w:hAnsi="Calibri Light" w:eastAsia="Calibri Light"/>
+        </w:rPr>
         <w:t xml:space="preserve"> University Example</w:t>
       </w:r>
     </w:p>
@@ -5143,11 +5176,14 @@
       </w:pPr>
       <w:r>
         <w:rPr>
-          <w:rFonts w:ascii="Segoe UI Emoji" w:hAnsi="Segoe UI Emoji" w:cs="Segoe UI Emoji"/>
+          <w:rFonts w:ascii="Calibri Light" w:hAnsi="Calibri Light" w:cs="Segoe UI Emoji" w:eastAsia="Calibri Light"/>
         </w:rPr>
         <w:t>🔄</w:t>
       </w:r>
       <w:r>
+        <w:rPr>
+          <w:rFonts w:ascii="Calibri Light" w:hAnsi="Calibri Light" w:eastAsia="Calibri Light"/>
+        </w:rPr>
         <w:t xml:space="preserve"> Conceptual vs Logical</w:t>
       </w:r>
     </w:p>
@@ -5915,11 +5951,14 @@
       </w:pPr>
       <w:r>
         <w:rPr>
-          <w:rFonts w:ascii="Segoe UI Emoji" w:hAnsi="Segoe UI Emoji" w:cs="Segoe UI Emoji"/>
+          <w:rFonts w:ascii="Calibri Light" w:hAnsi="Calibri Light" w:cs="Segoe UI Emoji" w:eastAsia="Calibri Light"/>
         </w:rPr>
         <w:t>🔄</w:t>
       </w:r>
       <w:r>
+        <w:rPr>
+          <w:rFonts w:ascii="Calibri Light" w:hAnsi="Calibri Light" w:eastAsia="Calibri Light"/>
+        </w:rPr>
         <w:t xml:space="preserve"> Logical vs Physical</w:t>
       </w:r>
     </w:p>
@@ -6552,11 +6591,14 @@
       </w:pPr>
       <w:r>
         <w:rPr>
-          <w:rFonts w:ascii="Segoe UI Emoji" w:hAnsi="Segoe UI Emoji" w:cs="Segoe UI Emoji"/>
+          <w:rFonts w:ascii="Calibri Light" w:hAnsi="Calibri Light" w:cs="Segoe UI Emoji" w:eastAsia="Calibri Light"/>
         </w:rPr>
         <w:t>📊</w:t>
       </w:r>
       <w:r>
+        <w:rPr>
+          <w:rFonts w:ascii="Calibri Light" w:hAnsi="Calibri Light" w:eastAsia="Calibri Light"/>
+        </w:rPr>
         <w:t xml:space="preserve"> Example Progression</w:t>
       </w:r>
     </w:p>
@@ -7039,11 +7081,14 @@
       </w:pPr>
       <w:r>
         <w:rPr>
-          <w:rFonts w:ascii="Segoe UI Emoji" w:hAnsi="Segoe UI Emoji" w:cs="Segoe UI Emoji"/>
+          <w:rFonts w:ascii="Calibri Light" w:hAnsi="Calibri Light" w:cs="Segoe UI Emoji" w:eastAsia="Calibri Light"/>
         </w:rPr>
         <w:t>🧠</w:t>
       </w:r>
       <w:r>
+        <w:rPr>
+          <w:rFonts w:ascii="Calibri Light" w:hAnsi="Calibri Light" w:eastAsia="Calibri Light"/>
+        </w:rPr>
         <w:t xml:space="preserve"> Simple Analogy</w:t>
       </w:r>
     </w:p>
@@ -7517,11 +7562,14 @@
       </w:pPr>
       <w:r>
         <w:rPr>
-          <w:rFonts w:ascii="Segoe UI Emoji" w:hAnsi="Segoe UI Emoji" w:cs="Segoe UI Emoji"/>
+          <w:rFonts w:ascii="Calibri Light" w:hAnsi="Calibri Light" w:cs="Segoe UI Emoji" w:eastAsia="Calibri Light"/>
         </w:rPr>
         <w:t>🧭</w:t>
       </w:r>
       <w:r>
+        <w:rPr>
+          <w:rFonts w:ascii="Calibri Light" w:hAnsi="Calibri Light" w:eastAsia="Calibri Light"/>
+        </w:rPr>
         <w:t xml:space="preserve"> Summary</w:t>
       </w:r>
     </w:p>
